--- a/work/스페이스X_테슬라_기업분석.docx
+++ b/work/스페이스X_테슬라_기업분석.docx
@@ -67,7 +67,7 @@
           <w:sz w:val="17"/>
           <w:szCs w:val="17"/>
         </w:rPr>
-        <w:t xml:space="preserve">자료 SEC 공시 (SPCX 10-Q 2026-09-30 기말, 424B4 2026-06-12 · TSLA 10-K FY2025, 10-Q 2026-09-30 기말) · 주가 2026-10-28 종가 · WACC 10% 고정 · 작성 2026-10-29 · 검증 124건 통과, 변이 11/11 탐지</w:t>
+        <w:t xml:space="preserve">자료 SEC 공시 (SPCX 10-Q 2026-09-30 기말, 424B4 2026-06-12 · TSLA 10-K FY2025, 10-Q 2026-09-30 기말) · 주가 2026-10-29 종가 · WACC 10% 고정 · 작성 2026-10-29 · 검증 124건 통과, 변이 11/11 탐지</w:t>
       </w:r>
     </w:p>
     <w:p>
@@ -2380,6 +2380,2056 @@
           <w:sz w:val="20"/>
           <w:szCs w:val="20"/>
         </w:rPr>
+        <w:t xml:space="preserve">분기로 쪼개면 — 9개월 누계가 가리는 것</w:t>
+      </w:r>
+    </w:p>
+    <w:p>
+      <w:pPr>
+        <w:spacing w:after="140" w:line="288"/>
+      </w:pPr>
+      <w:r>
+        <w:rPr>
+          <w:rFonts w:ascii="Malgun Gothic" w:cs="Malgun Gothic" w:eastAsia="Malgun Gothic" w:hAnsi="Malgun Gothic"/>
+          <w:sz w:val="19"/>
+          <w:szCs w:val="19"/>
+        </w:rPr>
+        <w:t xml:space="preserve">9개월 누계 영업이익 705백만 달러는 서로 반대인 두 기간을 평균한 값입니다. 1~2분기에 영업적자 2,086백만 달러를 냈고 3분기에 2,791백만 달러를 벌었습니다. 누계만 보면 지금 회사가 어디에 있는지 알 수 없습니다.</w:t>
+      </w:r>
+    </w:p>
+    <w:tbl>
+      <w:tblPr>
+        <w:tblW w:type="dxa" w:w="9360"/>
+        <w:tblBorders>
+          <w:top w:val="single" w:color="BFBFBF" w:sz="2"/>
+          <w:left w:val="none"/>
+          <w:bottom w:val="single" w:color="BFBFBF" w:sz="2"/>
+          <w:right w:val="none"/>
+          <w:insideH w:val="single" w:color="D9D9D9" w:sz="1"/>
+          <w:insideV w:val="none"/>
+        </w:tblBorders>
+      </w:tblPr>
+      <w:tblGrid>
+        <w:gridCol w:w="2434"/>
+        <w:gridCol w:w="2309"/>
+        <w:gridCol w:w="2309"/>
+        <w:gridCol w:w="2309"/>
+      </w:tblGrid>
+      <w:tr>
+        <w:trPr>
+          <w:tblHeader/>
+        </w:trPr>
+        <w:tc>
+          <w:tcPr>
+            <w:tcW w:type="dxa" w:w="2434"/>
+            <w:shd w:fill="1F3864" w:color="auto" w:val="clear"/>
+            <w:tcMar>
+              <w:top w:type="dxa" w:w="60"/>
+              <w:left w:type="dxa" w:w="80"/>
+              <w:bottom w:type="dxa" w:w="60"/>
+              <w:right w:type="dxa" w:w="80"/>
+            </w:tcMar>
+          </w:tcPr>
+          <w:p>
+            <w:pPr>
+              <w:spacing w:after="0"/>
+              <w:jc w:val="center"/>
+            </w:pPr>
+            <w:r>
+              <w:rPr>
+                <w:rFonts w:ascii="Malgun Gothic" w:cs="Malgun Gothic" w:eastAsia="Malgun Gothic" w:hAnsi="Malgun Gothic"/>
+                <w:b/>
+                <w:bCs/>
+                <w:color w:val="FFFFFF"/>
+                <w:sz w:val="16"/>
+                <w:szCs w:val="16"/>
+              </w:rPr>
+              <w:t xml:space="preserve">항목</w:t>
+            </w:r>
+          </w:p>
+        </w:tc>
+        <w:tc>
+          <w:tcPr>
+            <w:tcW w:type="dxa" w:w="2309"/>
+            <w:shd w:fill="1F3864" w:color="auto" w:val="clear"/>
+            <w:tcMar>
+              <w:top w:type="dxa" w:w="60"/>
+              <w:left w:type="dxa" w:w="80"/>
+              <w:bottom w:type="dxa" w:w="60"/>
+              <w:right w:type="dxa" w:w="80"/>
+            </w:tcMar>
+          </w:tcPr>
+          <w:p>
+            <w:pPr>
+              <w:spacing w:after="0"/>
+              <w:jc w:val="center"/>
+            </w:pPr>
+            <w:r>
+              <w:rPr>
+                <w:rFonts w:ascii="Malgun Gothic" w:cs="Malgun Gothic" w:eastAsia="Malgun Gothic" w:hAnsi="Malgun Gothic"/>
+                <w:b/>
+                <w:bCs/>
+                <w:color w:val="FFFFFF"/>
+                <w:sz w:val="16"/>
+                <w:szCs w:val="16"/>
+              </w:rPr>
+              <w:t xml:space="preserve">1~2분기</w:t>
+            </w:r>
+          </w:p>
+        </w:tc>
+        <w:tc>
+          <w:tcPr>
+            <w:tcW w:type="dxa" w:w="2309"/>
+            <w:shd w:fill="1F3864" w:color="auto" w:val="clear"/>
+            <w:tcMar>
+              <w:top w:type="dxa" w:w="60"/>
+              <w:left w:type="dxa" w:w="80"/>
+              <w:bottom w:type="dxa" w:w="60"/>
+              <w:right w:type="dxa" w:w="80"/>
+            </w:tcMar>
+          </w:tcPr>
+          <w:p>
+            <w:pPr>
+              <w:spacing w:after="0"/>
+              <w:jc w:val="center"/>
+            </w:pPr>
+            <w:r>
+              <w:rPr>
+                <w:rFonts w:ascii="Malgun Gothic" w:cs="Malgun Gothic" w:eastAsia="Malgun Gothic" w:hAnsi="Malgun Gothic"/>
+                <w:b/>
+                <w:bCs/>
+                <w:color w:val="FFFFFF"/>
+                <w:sz w:val="16"/>
+                <w:szCs w:val="16"/>
+              </w:rPr>
+              <w:t xml:space="preserve">3분기</w:t>
+            </w:r>
+          </w:p>
+        </w:tc>
+        <w:tc>
+          <w:tcPr>
+            <w:tcW w:type="dxa" w:w="2309"/>
+            <w:shd w:fill="1F3864" w:color="auto" w:val="clear"/>
+            <w:tcMar>
+              <w:top w:type="dxa" w:w="60"/>
+              <w:left w:type="dxa" w:w="80"/>
+              <w:bottom w:type="dxa" w:w="60"/>
+              <w:right w:type="dxa" w:w="80"/>
+            </w:tcMar>
+          </w:tcPr>
+          <w:p>
+            <w:pPr>
+              <w:spacing w:after="0"/>
+              <w:jc w:val="center"/>
+            </w:pPr>
+            <w:r>
+              <w:rPr>
+                <w:rFonts w:ascii="Malgun Gothic" w:cs="Malgun Gothic" w:eastAsia="Malgun Gothic" w:hAnsi="Malgun Gothic"/>
+                <w:b/>
+                <w:bCs/>
+                <w:color w:val="FFFFFF"/>
+                <w:sz w:val="16"/>
+                <w:szCs w:val="16"/>
+              </w:rPr>
+              <w:t xml:space="preserve">9개월 누계</w:t>
+            </w:r>
+          </w:p>
+        </w:tc>
+      </w:tr>
+      <w:tr>
+        <w:tc>
+          <w:tcPr>
+            <w:tcW w:type="dxa" w:w="2434"/>
+            <w:tcMar>
+              <w:top w:type="dxa" w:w="50"/>
+              <w:left w:type="dxa" w:w="80"/>
+              <w:bottom w:type="dxa" w:w="50"/>
+              <w:right w:type="dxa" w:w="80"/>
+            </w:tcMar>
+          </w:tcPr>
+          <w:p>
+            <w:pPr>
+              <w:spacing w:after="0"/>
+              <w:jc w:val="left"/>
+            </w:pPr>
+            <w:r>
+              <w:rPr>
+                <w:rFonts w:ascii="Malgun Gothic" w:cs="Malgun Gothic" w:eastAsia="Malgun Gothic" w:hAnsi="Malgun Gothic"/>
+                <w:sz w:val="16"/>
+                <w:szCs w:val="16"/>
+              </w:rPr>
+              <w:t xml:space="preserve">매출</w:t>
+            </w:r>
+          </w:p>
+        </w:tc>
+        <w:tc>
+          <w:tcPr>
+            <w:tcW w:type="dxa" w:w="2309"/>
+            <w:tcMar>
+              <w:top w:type="dxa" w:w="50"/>
+              <w:left w:type="dxa" w:w="80"/>
+              <w:bottom w:type="dxa" w:w="50"/>
+              <w:right w:type="dxa" w:w="80"/>
+            </w:tcMar>
+          </w:tcPr>
+          <w:p>
+            <w:pPr>
+              <w:spacing w:after="0"/>
+              <w:jc w:val="right"/>
+            </w:pPr>
+            <w:r>
+              <w:rPr>
+                <w:rFonts w:ascii="Malgun Gothic" w:cs="Malgun Gothic" w:eastAsia="Malgun Gothic" w:hAnsi="Malgun Gothic"/>
+                <w:sz w:val="16"/>
+                <w:szCs w:val="16"/>
+              </w:rPr>
+              <w:t xml:space="preserve">12,508</w:t>
+            </w:r>
+          </w:p>
+        </w:tc>
+        <w:tc>
+          <w:tcPr>
+            <w:tcW w:type="dxa" w:w="2309"/>
+            <w:tcMar>
+              <w:top w:type="dxa" w:w="50"/>
+              <w:left w:type="dxa" w:w="80"/>
+              <w:bottom w:type="dxa" w:w="50"/>
+              <w:right w:type="dxa" w:w="80"/>
+            </w:tcMar>
+          </w:tcPr>
+          <w:p>
+            <w:pPr>
+              <w:spacing w:after="0"/>
+              <w:jc w:val="right"/>
+            </w:pPr>
+            <w:r>
+              <w:rPr>
+                <w:rFonts w:ascii="Malgun Gothic" w:cs="Malgun Gothic" w:eastAsia="Malgun Gothic" w:hAnsi="Malgun Gothic"/>
+                <w:sz w:val="16"/>
+                <w:szCs w:val="16"/>
+              </w:rPr>
+              <w:t xml:space="preserve">14,575</w:t>
+            </w:r>
+          </w:p>
+        </w:tc>
+        <w:tc>
+          <w:tcPr>
+            <w:tcW w:type="dxa" w:w="2309"/>
+            <w:tcMar>
+              <w:top w:type="dxa" w:w="50"/>
+              <w:left w:type="dxa" w:w="80"/>
+              <w:bottom w:type="dxa" w:w="50"/>
+              <w:right w:type="dxa" w:w="80"/>
+            </w:tcMar>
+          </w:tcPr>
+          <w:p>
+            <w:pPr>
+              <w:spacing w:after="0"/>
+              <w:jc w:val="right"/>
+            </w:pPr>
+            <w:r>
+              <w:rPr>
+                <w:rFonts w:ascii="Malgun Gothic" w:cs="Malgun Gothic" w:eastAsia="Malgun Gothic" w:hAnsi="Malgun Gothic"/>
+                <w:sz w:val="16"/>
+                <w:szCs w:val="16"/>
+              </w:rPr>
+              <w:t xml:space="preserve">27,083</w:t>
+            </w:r>
+          </w:p>
+        </w:tc>
+      </w:tr>
+      <w:tr>
+        <w:tc>
+          <w:tcPr>
+            <w:tcW w:type="dxa" w:w="2434"/>
+            <w:shd w:fill="F2F4F8" w:color="auto" w:val="clear"/>
+            <w:tcMar>
+              <w:top w:type="dxa" w:w="50"/>
+              <w:left w:type="dxa" w:w="80"/>
+              <w:bottom w:type="dxa" w:w="50"/>
+              <w:right w:type="dxa" w:w="80"/>
+            </w:tcMar>
+          </w:tcPr>
+          <w:p>
+            <w:pPr>
+              <w:spacing w:after="0"/>
+              <w:jc w:val="left"/>
+            </w:pPr>
+            <w:r>
+              <w:rPr>
+                <w:rFonts w:ascii="Malgun Gothic" w:cs="Malgun Gothic" w:eastAsia="Malgun Gothic" w:hAnsi="Malgun Gothic"/>
+                <w:sz w:val="16"/>
+                <w:szCs w:val="16"/>
+              </w:rPr>
+              <w:t xml:space="preserve">영업이익</w:t>
+            </w:r>
+          </w:p>
+        </w:tc>
+        <w:tc>
+          <w:tcPr>
+            <w:tcW w:type="dxa" w:w="2309"/>
+            <w:shd w:fill="F2F4F8" w:color="auto" w:val="clear"/>
+            <w:tcMar>
+              <w:top w:type="dxa" w:w="50"/>
+              <w:left w:type="dxa" w:w="80"/>
+              <w:bottom w:type="dxa" w:w="50"/>
+              <w:right w:type="dxa" w:w="80"/>
+            </w:tcMar>
+          </w:tcPr>
+          <w:p>
+            <w:pPr>
+              <w:spacing w:after="0"/>
+              <w:jc w:val="right"/>
+            </w:pPr>
+            <w:r>
+              <w:rPr>
+                <w:rFonts w:ascii="Malgun Gothic" w:cs="Malgun Gothic" w:eastAsia="Malgun Gothic" w:hAnsi="Malgun Gothic"/>
+                <w:sz w:val="16"/>
+                <w:szCs w:val="16"/>
+              </w:rPr>
+              <w:t xml:space="preserve">-2,086</w:t>
+            </w:r>
+          </w:p>
+        </w:tc>
+        <w:tc>
+          <w:tcPr>
+            <w:tcW w:type="dxa" w:w="2309"/>
+            <w:shd w:fill="F2F4F8" w:color="auto" w:val="clear"/>
+            <w:tcMar>
+              <w:top w:type="dxa" w:w="50"/>
+              <w:left w:type="dxa" w:w="80"/>
+              <w:bottom w:type="dxa" w:w="50"/>
+              <w:right w:type="dxa" w:w="80"/>
+            </w:tcMar>
+          </w:tcPr>
+          <w:p>
+            <w:pPr>
+              <w:spacing w:after="0"/>
+              <w:jc w:val="right"/>
+            </w:pPr>
+            <w:r>
+              <w:rPr>
+                <w:rFonts w:ascii="Malgun Gothic" w:cs="Malgun Gothic" w:eastAsia="Malgun Gothic" w:hAnsi="Malgun Gothic"/>
+                <w:sz w:val="16"/>
+                <w:szCs w:val="16"/>
+              </w:rPr>
+              <w:t xml:space="preserve">2,791</w:t>
+            </w:r>
+          </w:p>
+        </w:tc>
+        <w:tc>
+          <w:tcPr>
+            <w:tcW w:type="dxa" w:w="2309"/>
+            <w:shd w:fill="F2F4F8" w:color="auto" w:val="clear"/>
+            <w:tcMar>
+              <w:top w:type="dxa" w:w="50"/>
+              <w:left w:type="dxa" w:w="80"/>
+              <w:bottom w:type="dxa" w:w="50"/>
+              <w:right w:type="dxa" w:w="80"/>
+            </w:tcMar>
+          </w:tcPr>
+          <w:p>
+            <w:pPr>
+              <w:spacing w:after="0"/>
+              <w:jc w:val="right"/>
+            </w:pPr>
+            <w:r>
+              <w:rPr>
+                <w:rFonts w:ascii="Malgun Gothic" w:cs="Malgun Gothic" w:eastAsia="Malgun Gothic" w:hAnsi="Malgun Gothic"/>
+                <w:sz w:val="16"/>
+                <w:szCs w:val="16"/>
+              </w:rPr>
+              <w:t xml:space="preserve">705</w:t>
+            </w:r>
+          </w:p>
+        </w:tc>
+      </w:tr>
+      <w:tr>
+        <w:tc>
+          <w:tcPr>
+            <w:tcW w:type="dxa" w:w="2434"/>
+            <w:tcMar>
+              <w:top w:type="dxa" w:w="50"/>
+              <w:left w:type="dxa" w:w="80"/>
+              <w:bottom w:type="dxa" w:w="50"/>
+              <w:right w:type="dxa" w:w="80"/>
+            </w:tcMar>
+          </w:tcPr>
+          <w:p>
+            <w:pPr>
+              <w:spacing w:after="0"/>
+              <w:jc w:val="left"/>
+            </w:pPr>
+            <w:r>
+              <w:rPr>
+                <w:rFonts w:ascii="Malgun Gothic" w:cs="Malgun Gothic" w:eastAsia="Malgun Gothic" w:hAnsi="Malgun Gothic"/>
+                <w:sz w:val="16"/>
+                <w:szCs w:val="16"/>
+              </w:rPr>
+              <w:t xml:space="preserve">NOPAT (×0.79)</w:t>
+            </w:r>
+          </w:p>
+        </w:tc>
+        <w:tc>
+          <w:tcPr>
+            <w:tcW w:type="dxa" w:w="2309"/>
+            <w:tcMar>
+              <w:top w:type="dxa" w:w="50"/>
+              <w:left w:type="dxa" w:w="80"/>
+              <w:bottom w:type="dxa" w:w="50"/>
+              <w:right w:type="dxa" w:w="80"/>
+            </w:tcMar>
+          </w:tcPr>
+          <w:p>
+            <w:pPr>
+              <w:spacing w:after="0"/>
+              <w:jc w:val="right"/>
+            </w:pPr>
+            <w:r>
+              <w:rPr>
+                <w:rFonts w:ascii="Malgun Gothic" w:cs="Malgun Gothic" w:eastAsia="Malgun Gothic" w:hAnsi="Malgun Gothic"/>
+                <w:sz w:val="16"/>
+                <w:szCs w:val="16"/>
+              </w:rPr>
+              <w:t xml:space="preserve">-1,648</w:t>
+            </w:r>
+          </w:p>
+        </w:tc>
+        <w:tc>
+          <w:tcPr>
+            <w:tcW w:type="dxa" w:w="2309"/>
+            <w:tcMar>
+              <w:top w:type="dxa" w:w="50"/>
+              <w:left w:type="dxa" w:w="80"/>
+              <w:bottom w:type="dxa" w:w="50"/>
+              <w:right w:type="dxa" w:w="80"/>
+            </w:tcMar>
+          </w:tcPr>
+          <w:p>
+            <w:pPr>
+              <w:spacing w:after="0"/>
+              <w:jc w:val="right"/>
+            </w:pPr>
+            <w:r>
+              <w:rPr>
+                <w:rFonts w:ascii="Malgun Gothic" w:cs="Malgun Gothic" w:eastAsia="Malgun Gothic" w:hAnsi="Malgun Gothic"/>
+                <w:sz w:val="16"/>
+                <w:szCs w:val="16"/>
+              </w:rPr>
+              <w:t xml:space="preserve">2,205</w:t>
+            </w:r>
+          </w:p>
+        </w:tc>
+        <w:tc>
+          <w:tcPr>
+            <w:tcW w:type="dxa" w:w="2309"/>
+            <w:tcMar>
+              <w:top w:type="dxa" w:w="50"/>
+              <w:left w:type="dxa" w:w="80"/>
+              <w:bottom w:type="dxa" w:w="50"/>
+              <w:right w:type="dxa" w:w="80"/>
+            </w:tcMar>
+          </w:tcPr>
+          <w:p>
+            <w:pPr>
+              <w:spacing w:after="0"/>
+              <w:jc w:val="right"/>
+            </w:pPr>
+            <w:r>
+              <w:rPr>
+                <w:rFonts w:ascii="Malgun Gothic" w:cs="Malgun Gothic" w:eastAsia="Malgun Gothic" w:hAnsi="Malgun Gothic"/>
+                <w:sz w:val="16"/>
+                <w:szCs w:val="16"/>
+              </w:rPr>
+              <w:t xml:space="preserve">557</w:t>
+            </w:r>
+          </w:p>
+        </w:tc>
+      </w:tr>
+      <w:tr>
+        <w:tc>
+          <w:tcPr>
+            <w:tcW w:type="dxa" w:w="2434"/>
+            <w:shd w:fill="F2F4F8" w:color="auto" w:val="clear"/>
+            <w:tcMar>
+              <w:top w:type="dxa" w:w="50"/>
+              <w:left w:type="dxa" w:w="80"/>
+              <w:bottom w:type="dxa" w:w="50"/>
+              <w:right w:type="dxa" w:w="80"/>
+            </w:tcMar>
+          </w:tcPr>
+          <w:p>
+            <w:pPr>
+              <w:spacing w:after="0"/>
+              <w:jc w:val="left"/>
+            </w:pPr>
+            <w:r>
+              <w:rPr>
+                <w:rFonts w:ascii="Malgun Gothic" w:cs="Malgun Gothic" w:eastAsia="Malgun Gothic" w:hAnsi="Malgun Gothic"/>
+                <w:sz w:val="16"/>
+                <w:szCs w:val="16"/>
+              </w:rPr>
+              <w:t xml:space="preserve">capex</w:t>
+            </w:r>
+          </w:p>
+        </w:tc>
+        <w:tc>
+          <w:tcPr>
+            <w:tcW w:type="dxa" w:w="2309"/>
+            <w:shd w:fill="F2F4F8" w:color="auto" w:val="clear"/>
+            <w:tcMar>
+              <w:top w:type="dxa" w:w="50"/>
+              <w:left w:type="dxa" w:w="80"/>
+              <w:bottom w:type="dxa" w:w="50"/>
+              <w:right w:type="dxa" w:w="80"/>
+            </w:tcMar>
+          </w:tcPr>
+          <w:p>
+            <w:pPr>
+              <w:spacing w:after="0"/>
+              <w:jc w:val="right"/>
+            </w:pPr>
+            <w:r>
+              <w:rPr>
+                <w:rFonts w:ascii="Malgun Gothic" w:cs="Malgun Gothic" w:eastAsia="Malgun Gothic" w:hAnsi="Malgun Gothic"/>
+                <w:sz w:val="16"/>
+                <w:szCs w:val="16"/>
+              </w:rPr>
+              <w:t xml:space="preserve">28,476</w:t>
+            </w:r>
+          </w:p>
+        </w:tc>
+        <w:tc>
+          <w:tcPr>
+            <w:tcW w:type="dxa" w:w="2309"/>
+            <w:shd w:fill="F2F4F8" w:color="auto" w:val="clear"/>
+            <w:tcMar>
+              <w:top w:type="dxa" w:w="50"/>
+              <w:left w:type="dxa" w:w="80"/>
+              <w:bottom w:type="dxa" w:w="50"/>
+              <w:right w:type="dxa" w:w="80"/>
+            </w:tcMar>
+          </w:tcPr>
+          <w:p>
+            <w:pPr>
+              <w:spacing w:after="0"/>
+              <w:jc w:val="right"/>
+            </w:pPr>
+            <w:r>
+              <w:rPr>
+                <w:rFonts w:ascii="Malgun Gothic" w:cs="Malgun Gothic" w:eastAsia="Malgun Gothic" w:hAnsi="Malgun Gothic"/>
+                <w:sz w:val="16"/>
+                <w:szCs w:val="16"/>
+              </w:rPr>
+              <w:t xml:space="preserve">19,593</w:t>
+            </w:r>
+          </w:p>
+        </w:tc>
+        <w:tc>
+          <w:tcPr>
+            <w:tcW w:type="dxa" w:w="2309"/>
+            <w:shd w:fill="F2F4F8" w:color="auto" w:val="clear"/>
+            <w:tcMar>
+              <w:top w:type="dxa" w:w="50"/>
+              <w:left w:type="dxa" w:w="80"/>
+              <w:bottom w:type="dxa" w:w="50"/>
+              <w:right w:type="dxa" w:w="80"/>
+            </w:tcMar>
+          </w:tcPr>
+          <w:p>
+            <w:pPr>
+              <w:spacing w:after="0"/>
+              <w:jc w:val="right"/>
+            </w:pPr>
+            <w:r>
+              <w:rPr>
+                <w:rFonts w:ascii="Malgun Gothic" w:cs="Malgun Gothic" w:eastAsia="Malgun Gothic" w:hAnsi="Malgun Gothic"/>
+                <w:sz w:val="16"/>
+                <w:szCs w:val="16"/>
+              </w:rPr>
+              <w:t xml:space="preserve">48,069</w:t>
+            </w:r>
+          </w:p>
+        </w:tc>
+      </w:tr>
+    </w:tbl>
+    <w:p>
+      <w:pPr>
+        <w:spacing w:after="200"/>
+      </w:pPr>
+    </w:p>
+    <w:p>
+      <w:pPr>
+        <w:pBdr>
+          <w:left w:val="single" w:color="BFBFBF" w:sz="12" w:space="10"/>
+        </w:pBdr>
+        <w:spacing w:after="180" w:before="100" w:line="264"/>
+        <w:ind w:left="200"/>
+      </w:pPr>
+      <w:r>
+        <w:rPr>
+          <w:rFonts w:ascii="Malgun Gothic" w:cs="Malgun Gothic" w:eastAsia="Malgun Gothic" w:hAnsi="Malgun Gothic"/>
+          <w:color w:val="595959"/>
+          <w:sz w:val="17"/>
+          <w:szCs w:val="17"/>
+        </w:rPr>
+        <w:t xml:space="preserve">단위 백만 달러.</w:t>
+      </w:r>
+    </w:p>
+    <w:p>
+      <w:pPr>
+        <w:spacing w:after="140" w:line="288"/>
+      </w:pPr>
+      <w:r>
+        <w:rPr>
+          <w:rFonts w:ascii="Malgun Gothic" w:cs="Malgun Gothic" w:eastAsia="Malgun Gothic" w:hAnsi="Malgun Gothic"/>
+          <w:b/>
+          <w:bCs/>
+          <w:sz w:val="19"/>
+          <w:szCs w:val="19"/>
+        </w:rPr>
+        <w:t xml:space="preserve">NOPAT은 어느 기간으로 봐도 마이너스가 아닙니다.</w:t>
+      </w:r>
+      <w:r>
+        <w:rPr>
+          <w:rFonts w:ascii="Malgun Gothic" w:cs="Malgun Gothic" w:eastAsia="Malgun Gothic" w:hAnsi="Malgun Gothic"/>
+          <w:sz w:val="19"/>
+          <w:szCs w:val="19"/>
+        </w:rPr>
+        <w:t xml:space="preserve"> 9개월 누계 +557백만, 3분기 단독 +2,205백만 달러입니다. 마이너스인 것은 9개월 누계 *순이익*(−413백만 달러)이고, 그건 1~2분기 적자와 이자비용 1,968백만 달러 때문입니다. 3분기 순이익은 +4,404백만 달러입니다.</w:t>
+      </w:r>
+    </w:p>
+    <w:p>
+      <w:pPr>
+        <w:pStyle w:val="Heading3"/>
+        <w:spacing w:after="100" w:before="240"/>
+      </w:pPr>
+      <w:r>
+        <w:rPr>
+          <w:rFonts w:ascii="Malgun Gothic" w:cs="Malgun Gothic" w:eastAsia="Malgun Gothic" w:hAnsi="Malgun Gothic"/>
+          <w:b/>
+          <w:bCs/>
+          <w:color w:val="8B3A2F"/>
+          <w:sz w:val="20"/>
+          <w:szCs w:val="20"/>
+        </w:rPr>
+        <w:t xml:space="preserve">3분기 속도로 보면 판정이 바뀝니다</w:t>
+      </w:r>
+    </w:p>
+    <w:tbl>
+      <w:tblPr>
+        <w:tblW w:type="dxa" w:w="9360"/>
+        <w:tblBorders>
+          <w:top w:val="single" w:color="BFBFBF" w:sz="2"/>
+          <w:left w:val="none"/>
+          <w:bottom w:val="single" w:color="BFBFBF" w:sz="2"/>
+          <w:right w:val="none"/>
+          <w:insideH w:val="single" w:color="D9D9D9" w:sz="1"/>
+          <w:insideV w:val="none"/>
+        </w:tblBorders>
+      </w:tblPr>
+      <w:tblGrid>
+        <w:gridCol w:w="2246"/>
+        <w:gridCol w:w="1423"/>
+        <w:gridCol w:w="1423"/>
+        <w:gridCol w:w="1423"/>
+        <w:gridCol w:w="1423"/>
+        <w:gridCol w:w="1423"/>
+      </w:tblGrid>
+      <w:tr>
+        <w:trPr>
+          <w:tblHeader/>
+        </w:trPr>
+        <w:tc>
+          <w:tcPr>
+            <w:tcW w:type="dxa" w:w="2246"/>
+            <w:shd w:fill="1F3864" w:color="auto" w:val="clear"/>
+            <w:tcMar>
+              <w:top w:type="dxa" w:w="60"/>
+              <w:left w:type="dxa" w:w="80"/>
+              <w:bottom w:type="dxa" w:w="60"/>
+              <w:right w:type="dxa" w:w="80"/>
+            </w:tcMar>
+          </w:tcPr>
+          <w:p>
+            <w:pPr>
+              <w:spacing w:after="0"/>
+              <w:jc w:val="center"/>
+            </w:pPr>
+            <w:r>
+              <w:rPr>
+                <w:rFonts w:ascii="Malgun Gothic" w:cs="Malgun Gothic" w:eastAsia="Malgun Gothic" w:hAnsi="Malgun Gothic"/>
+                <w:b/>
+                <w:bCs/>
+                <w:color w:val="FFFFFF"/>
+                <w:sz w:val="16"/>
+                <w:szCs w:val="16"/>
+              </w:rPr>
+              <w:t xml:space="preserve">분모</w:t>
+            </w:r>
+          </w:p>
+        </w:tc>
+        <w:tc>
+          <w:tcPr>
+            <w:tcW w:type="dxa" w:w="1423"/>
+            <w:shd w:fill="1F3864" w:color="auto" w:val="clear"/>
+            <w:tcMar>
+              <w:top w:type="dxa" w:w="60"/>
+              <w:left w:type="dxa" w:w="80"/>
+              <w:bottom w:type="dxa" w:w="60"/>
+              <w:right w:type="dxa" w:w="80"/>
+            </w:tcMar>
+          </w:tcPr>
+          <w:p>
+            <w:pPr>
+              <w:spacing w:after="0"/>
+              <w:jc w:val="center"/>
+            </w:pPr>
+            <w:r>
+              <w:rPr>
+                <w:rFonts w:ascii="Malgun Gothic" w:cs="Malgun Gothic" w:eastAsia="Malgun Gothic" w:hAnsi="Malgun Gothic"/>
+                <w:b/>
+                <w:bCs/>
+                <w:color w:val="FFFFFF"/>
+                <w:sz w:val="16"/>
+                <w:szCs w:val="16"/>
+              </w:rPr>
+              <w:t xml:space="preserve">6월말</w:t>
+            </w:r>
+          </w:p>
+        </w:tc>
+        <w:tc>
+          <w:tcPr>
+            <w:tcW w:type="dxa" w:w="1423"/>
+            <w:shd w:fill="1F3864" w:color="auto" w:val="clear"/>
+            <w:tcMar>
+              <w:top w:type="dxa" w:w="60"/>
+              <w:left w:type="dxa" w:w="80"/>
+              <w:bottom w:type="dxa" w:w="60"/>
+              <w:right w:type="dxa" w:w="80"/>
+            </w:tcMar>
+          </w:tcPr>
+          <w:p>
+            <w:pPr>
+              <w:spacing w:after="0"/>
+              <w:jc w:val="center"/>
+            </w:pPr>
+            <w:r>
+              <w:rPr>
+                <w:rFonts w:ascii="Malgun Gothic" w:cs="Malgun Gothic" w:eastAsia="Malgun Gothic" w:hAnsi="Malgun Gothic"/>
+                <w:b/>
+                <w:bCs/>
+                <w:color w:val="FFFFFF"/>
+                <w:sz w:val="16"/>
+                <w:szCs w:val="16"/>
+              </w:rPr>
+              <w:t xml:space="preserve">9월말</w:t>
+            </w:r>
+          </w:p>
+        </w:tc>
+        <w:tc>
+          <w:tcPr>
+            <w:tcW w:type="dxa" w:w="1423"/>
+            <w:shd w:fill="1F3864" w:color="auto" w:val="clear"/>
+            <w:tcMar>
+              <w:top w:type="dxa" w:w="60"/>
+              <w:left w:type="dxa" w:w="80"/>
+              <w:bottom w:type="dxa" w:w="60"/>
+              <w:right w:type="dxa" w:w="80"/>
+            </w:tcMar>
+          </w:tcPr>
+          <w:p>
+            <w:pPr>
+              <w:spacing w:after="0"/>
+              <w:jc w:val="center"/>
+            </w:pPr>
+            <w:r>
+              <w:rPr>
+                <w:rFonts w:ascii="Malgun Gothic" w:cs="Malgun Gothic" w:eastAsia="Malgun Gothic" w:hAnsi="Malgun Gothic"/>
+                <w:b/>
+                <w:bCs/>
+                <w:color w:val="FFFFFF"/>
+                <w:sz w:val="16"/>
+                <w:szCs w:val="16"/>
+              </w:rPr>
+              <w:t xml:space="preserve">평균</w:t>
+            </w:r>
+          </w:p>
+        </w:tc>
+        <w:tc>
+          <w:tcPr>
+            <w:tcW w:type="dxa" w:w="1423"/>
+            <w:shd w:fill="1F3864" w:color="auto" w:val="clear"/>
+            <w:tcMar>
+              <w:top w:type="dxa" w:w="60"/>
+              <w:left w:type="dxa" w:w="80"/>
+              <w:bottom w:type="dxa" w:w="60"/>
+              <w:right w:type="dxa" w:w="80"/>
+            </w:tcMar>
+          </w:tcPr>
+          <w:p>
+            <w:pPr>
+              <w:spacing w:after="0"/>
+              <w:jc w:val="center"/>
+            </w:pPr>
+            <w:r>
+              <w:rPr>
+                <w:rFonts w:ascii="Malgun Gothic" w:cs="Malgun Gothic" w:eastAsia="Malgun Gothic" w:hAnsi="Malgun Gothic"/>
+                <w:b/>
+                <w:bCs/>
+                <w:color w:val="FFFFFF"/>
+                <w:sz w:val="16"/>
+                <w:szCs w:val="16"/>
+              </w:rPr>
+              <w:t xml:space="preserve">ROIC</w:t>
+            </w:r>
+          </w:p>
+        </w:tc>
+        <w:tc>
+          <w:tcPr>
+            <w:tcW w:type="dxa" w:w="1423"/>
+            <w:shd w:fill="1F3864" w:color="auto" w:val="clear"/>
+            <w:tcMar>
+              <w:top w:type="dxa" w:w="60"/>
+              <w:left w:type="dxa" w:w="80"/>
+              <w:bottom w:type="dxa" w:w="60"/>
+              <w:right w:type="dxa" w:w="80"/>
+            </w:tcMar>
+          </w:tcPr>
+          <w:p>
+            <w:pPr>
+              <w:spacing w:after="0"/>
+              <w:jc w:val="center"/>
+            </w:pPr>
+            <w:r>
+              <w:rPr>
+                <w:rFonts w:ascii="Malgun Gothic" w:cs="Malgun Gothic" w:eastAsia="Malgun Gothic" w:hAnsi="Malgun Gothic"/>
+                <w:b/>
+                <w:bCs/>
+                <w:color w:val="FFFFFF"/>
+                <w:sz w:val="16"/>
+                <w:szCs w:val="16"/>
+              </w:rPr>
+              <w:t xml:space="preserve">−10%</w:t>
+            </w:r>
+          </w:p>
+        </w:tc>
+      </w:tr>
+      <w:tr>
+        <w:tc>
+          <w:tcPr>
+            <w:tcW w:type="dxa" w:w="2246"/>
+            <w:tcMar>
+              <w:top w:type="dxa" w:w="50"/>
+              <w:left w:type="dxa" w:w="80"/>
+              <w:bottom w:type="dxa" w:w="50"/>
+              <w:right w:type="dxa" w:w="80"/>
+            </w:tcMar>
+          </w:tcPr>
+          <w:p>
+            <w:pPr>
+              <w:spacing w:after="0"/>
+              <w:jc w:val="left"/>
+            </w:pPr>
+            <w:r>
+              <w:rPr>
+                <w:rFonts w:ascii="Malgun Gothic" w:cs="Malgun Gothic" w:eastAsia="Malgun Gothic" w:hAnsi="Malgun Gothic"/>
+                <w:sz w:val="16"/>
+                <w:szCs w:val="16"/>
+              </w:rPr>
+              <w:t xml:space="preserve">보고</w:t>
+            </w:r>
+          </w:p>
+        </w:tc>
+        <w:tc>
+          <w:tcPr>
+            <w:tcW w:type="dxa" w:w="1423"/>
+            <w:tcMar>
+              <w:top w:type="dxa" w:w="50"/>
+              <w:left w:type="dxa" w:w="80"/>
+              <w:bottom w:type="dxa" w:w="50"/>
+              <w:right w:type="dxa" w:w="80"/>
+            </w:tcMar>
+          </w:tcPr>
+          <w:p>
+            <w:pPr>
+              <w:spacing w:after="0"/>
+              <w:jc w:val="right"/>
+            </w:pPr>
+            <w:r>
+              <w:rPr>
+                <w:rFonts w:ascii="Malgun Gothic" w:cs="Malgun Gothic" w:eastAsia="Malgun Gothic" w:hAnsi="Malgun Gothic"/>
+                <w:sz w:val="16"/>
+                <w:szCs w:val="16"/>
+              </w:rPr>
+              <w:t xml:space="preserve">66.6</w:t>
+            </w:r>
+          </w:p>
+        </w:tc>
+        <w:tc>
+          <w:tcPr>
+            <w:tcW w:type="dxa" w:w="1423"/>
+            <w:tcMar>
+              <w:top w:type="dxa" w:w="50"/>
+              <w:left w:type="dxa" w:w="80"/>
+              <w:bottom w:type="dxa" w:w="50"/>
+              <w:right w:type="dxa" w:w="80"/>
+            </w:tcMar>
+          </w:tcPr>
+          <w:p>
+            <w:pPr>
+              <w:spacing w:after="0"/>
+              <w:jc w:val="right"/>
+            </w:pPr>
+            <w:r>
+              <w:rPr>
+                <w:rFonts w:ascii="Malgun Gothic" w:cs="Malgun Gothic" w:eastAsia="Malgun Gothic" w:hAnsi="Malgun Gothic"/>
+                <w:sz w:val="16"/>
+                <w:szCs w:val="16"/>
+              </w:rPr>
+              <w:t xml:space="preserve">125.8</w:t>
+            </w:r>
+          </w:p>
+        </w:tc>
+        <w:tc>
+          <w:tcPr>
+            <w:tcW w:type="dxa" w:w="1423"/>
+            <w:tcMar>
+              <w:top w:type="dxa" w:w="50"/>
+              <w:left w:type="dxa" w:w="80"/>
+              <w:bottom w:type="dxa" w:w="50"/>
+              <w:right w:type="dxa" w:w="80"/>
+            </w:tcMar>
+          </w:tcPr>
+          <w:p>
+            <w:pPr>
+              <w:spacing w:after="0"/>
+              <w:jc w:val="right"/>
+            </w:pPr>
+            <w:r>
+              <w:rPr>
+                <w:rFonts w:ascii="Malgun Gothic" w:cs="Malgun Gothic" w:eastAsia="Malgun Gothic" w:hAnsi="Malgun Gothic"/>
+                <w:sz w:val="16"/>
+                <w:szCs w:val="16"/>
+              </w:rPr>
+              <w:t xml:space="preserve">96.2</w:t>
+            </w:r>
+          </w:p>
+        </w:tc>
+        <w:tc>
+          <w:tcPr>
+            <w:tcW w:type="dxa" w:w="1423"/>
+            <w:tcMar>
+              <w:top w:type="dxa" w:w="50"/>
+              <w:left w:type="dxa" w:w="80"/>
+              <w:bottom w:type="dxa" w:w="50"/>
+              <w:right w:type="dxa" w:w="80"/>
+            </w:tcMar>
+          </w:tcPr>
+          <w:p>
+            <w:pPr>
+              <w:spacing w:after="0"/>
+              <w:jc w:val="right"/>
+            </w:pPr>
+            <w:r>
+              <w:rPr>
+                <w:rFonts w:ascii="Malgun Gothic" w:cs="Malgun Gothic" w:eastAsia="Malgun Gothic" w:hAnsi="Malgun Gothic"/>
+                <w:sz w:val="16"/>
+                <w:szCs w:val="16"/>
+              </w:rPr>
+              <w:t xml:space="preserve">9.2%</w:t>
+            </w:r>
+          </w:p>
+        </w:tc>
+        <w:tc>
+          <w:tcPr>
+            <w:tcW w:type="dxa" w:w="1423"/>
+            <w:tcMar>
+              <w:top w:type="dxa" w:w="50"/>
+              <w:left w:type="dxa" w:w="80"/>
+              <w:bottom w:type="dxa" w:w="50"/>
+              <w:right w:type="dxa" w:w="80"/>
+            </w:tcMar>
+          </w:tcPr>
+          <w:p>
+            <w:pPr>
+              <w:spacing w:after="0"/>
+              <w:jc w:val="right"/>
+            </w:pPr>
+            <w:r>
+              <w:rPr>
+                <w:rFonts w:ascii="Malgun Gothic" w:cs="Malgun Gothic" w:eastAsia="Malgun Gothic" w:hAnsi="Malgun Gothic"/>
+                <w:sz w:val="16"/>
+                <w:szCs w:val="16"/>
+              </w:rPr>
+              <w:t xml:space="preserve">-0.8%</w:t>
+            </w:r>
+          </w:p>
+        </w:tc>
+      </w:tr>
+      <w:tr>
+        <w:tc>
+          <w:tcPr>
+            <w:tcW w:type="dxa" w:w="2246"/>
+            <w:shd w:fill="F2F4F8" w:color="auto" w:val="clear"/>
+            <w:tcMar>
+              <w:top w:type="dxa" w:w="50"/>
+              <w:left w:type="dxa" w:w="80"/>
+              <w:bottom w:type="dxa" w:w="50"/>
+              <w:right w:type="dxa" w:w="80"/>
+            </w:tcMar>
+          </w:tcPr>
+          <w:p>
+            <w:pPr>
+              <w:spacing w:after="0"/>
+              <w:jc w:val="left"/>
+            </w:pPr>
+            <w:r>
+              <w:rPr>
+                <w:rFonts w:ascii="Malgun Gothic" w:cs="Malgun Gothic" w:eastAsia="Malgun Gothic" w:hAnsi="Malgun Gothic"/>
+                <w:sz w:val="16"/>
+                <w:szCs w:val="16"/>
+              </w:rPr>
+              <w:t xml:space="preserve">영업</w:t>
+            </w:r>
+          </w:p>
+        </w:tc>
+        <w:tc>
+          <w:tcPr>
+            <w:tcW w:type="dxa" w:w="1423"/>
+            <w:shd w:fill="F2F4F8" w:color="auto" w:val="clear"/>
+            <w:tcMar>
+              <w:top w:type="dxa" w:w="50"/>
+              <w:left w:type="dxa" w:w="80"/>
+              <w:bottom w:type="dxa" w:w="50"/>
+              <w:right w:type="dxa" w:w="80"/>
+            </w:tcMar>
+          </w:tcPr>
+          <w:p>
+            <w:pPr>
+              <w:spacing w:after="0"/>
+              <w:jc w:val="right"/>
+            </w:pPr>
+            <w:r>
+              <w:rPr>
+                <w:rFonts w:ascii="Malgun Gothic" w:cs="Malgun Gothic" w:eastAsia="Malgun Gothic" w:hAnsi="Malgun Gothic"/>
+                <w:sz w:val="16"/>
+                <w:szCs w:val="16"/>
+              </w:rPr>
+              <w:t xml:space="preserve">53.6</w:t>
+            </w:r>
+          </w:p>
+        </w:tc>
+        <w:tc>
+          <w:tcPr>
+            <w:tcW w:type="dxa" w:w="1423"/>
+            <w:shd w:fill="F2F4F8" w:color="auto" w:val="clear"/>
+            <w:tcMar>
+              <w:top w:type="dxa" w:w="50"/>
+              <w:left w:type="dxa" w:w="80"/>
+              <w:bottom w:type="dxa" w:w="50"/>
+              <w:right w:type="dxa" w:w="80"/>
+            </w:tcMar>
+          </w:tcPr>
+          <w:p>
+            <w:pPr>
+              <w:spacing w:after="0"/>
+              <w:jc w:val="right"/>
+            </w:pPr>
+            <w:r>
+              <w:rPr>
+                <w:rFonts w:ascii="Malgun Gothic" w:cs="Malgun Gothic" w:eastAsia="Malgun Gothic" w:hAnsi="Malgun Gothic"/>
+                <w:sz w:val="16"/>
+                <w:szCs w:val="16"/>
+              </w:rPr>
+              <w:t xml:space="preserve">71.0</w:t>
+            </w:r>
+          </w:p>
+        </w:tc>
+        <w:tc>
+          <w:tcPr>
+            <w:tcW w:type="dxa" w:w="1423"/>
+            <w:shd w:fill="F2F4F8" w:color="auto" w:val="clear"/>
+            <w:tcMar>
+              <w:top w:type="dxa" w:w="50"/>
+              <w:left w:type="dxa" w:w="80"/>
+              <w:bottom w:type="dxa" w:w="50"/>
+              <w:right w:type="dxa" w:w="80"/>
+            </w:tcMar>
+          </w:tcPr>
+          <w:p>
+            <w:pPr>
+              <w:spacing w:after="0"/>
+              <w:jc w:val="right"/>
+            </w:pPr>
+            <w:r>
+              <w:rPr>
+                <w:rFonts w:ascii="Malgun Gothic" w:cs="Malgun Gothic" w:eastAsia="Malgun Gothic" w:hAnsi="Malgun Gothic"/>
+                <w:sz w:val="16"/>
+                <w:szCs w:val="16"/>
+              </w:rPr>
+              <w:t xml:space="preserve">62.3</w:t>
+            </w:r>
+          </w:p>
+        </w:tc>
+        <w:tc>
+          <w:tcPr>
+            <w:tcW w:type="dxa" w:w="1423"/>
+            <w:shd w:fill="F2F4F8" w:color="auto" w:val="clear"/>
+            <w:tcMar>
+              <w:top w:type="dxa" w:w="50"/>
+              <w:left w:type="dxa" w:w="80"/>
+              <w:bottom w:type="dxa" w:w="50"/>
+              <w:right w:type="dxa" w:w="80"/>
+            </w:tcMar>
+          </w:tcPr>
+          <w:p>
+            <w:pPr>
+              <w:spacing w:after="0"/>
+              <w:jc w:val="right"/>
+            </w:pPr>
+            <w:r>
+              <w:rPr>
+                <w:rFonts w:ascii="Malgun Gothic" w:cs="Malgun Gothic" w:eastAsia="Malgun Gothic" w:hAnsi="Malgun Gothic"/>
+                <w:sz w:val="16"/>
+                <w:szCs w:val="16"/>
+              </w:rPr>
+              <w:t xml:space="preserve">14.2%</w:t>
+            </w:r>
+          </w:p>
+        </w:tc>
+        <w:tc>
+          <w:tcPr>
+            <w:tcW w:type="dxa" w:w="1423"/>
+            <w:shd w:fill="F2F4F8" w:color="auto" w:val="clear"/>
+            <w:tcMar>
+              <w:top w:type="dxa" w:w="50"/>
+              <w:left w:type="dxa" w:w="80"/>
+              <w:bottom w:type="dxa" w:w="50"/>
+              <w:right w:type="dxa" w:w="80"/>
+            </w:tcMar>
+          </w:tcPr>
+          <w:p>
+            <w:pPr>
+              <w:spacing w:after="0"/>
+              <w:jc w:val="right"/>
+            </w:pPr>
+            <w:r>
+              <w:rPr>
+                <w:rFonts w:ascii="Malgun Gothic" w:cs="Malgun Gothic" w:eastAsia="Malgun Gothic" w:hAnsi="Malgun Gothic"/>
+                <w:sz w:val="16"/>
+                <w:szCs w:val="16"/>
+              </w:rPr>
+              <w:t xml:space="preserve">4.2%</w:t>
+            </w:r>
+          </w:p>
+        </w:tc>
+      </w:tr>
+      <w:tr>
+        <w:tc>
+          <w:tcPr>
+            <w:tcW w:type="dxa" w:w="2246"/>
+            <w:tcMar>
+              <w:top w:type="dxa" w:w="50"/>
+              <w:left w:type="dxa" w:w="80"/>
+              <w:bottom w:type="dxa" w:w="50"/>
+              <w:right w:type="dxa" w:w="80"/>
+            </w:tcMar>
+          </w:tcPr>
+          <w:p>
+            <w:pPr>
+              <w:spacing w:after="0"/>
+              <w:jc w:val="left"/>
+            </w:pPr>
+            <w:r>
+              <w:rPr>
+                <w:rFonts w:ascii="Malgun Gothic" w:cs="Malgun Gothic" w:eastAsia="Malgun Gothic" w:hAnsi="Malgun Gothic"/>
+                <w:sz w:val="16"/>
+                <w:szCs w:val="16"/>
+              </w:rPr>
+              <w:t xml:space="preserve">가동</w:t>
+            </w:r>
+          </w:p>
+        </w:tc>
+        <w:tc>
+          <w:tcPr>
+            <w:tcW w:type="dxa" w:w="1423"/>
+            <w:tcMar>
+              <w:top w:type="dxa" w:w="50"/>
+              <w:left w:type="dxa" w:w="80"/>
+              <w:bottom w:type="dxa" w:w="50"/>
+              <w:right w:type="dxa" w:w="80"/>
+            </w:tcMar>
+          </w:tcPr>
+          <w:p>
+            <w:pPr>
+              <w:spacing w:after="0"/>
+              <w:jc w:val="right"/>
+            </w:pPr>
+            <w:r>
+              <w:rPr>
+                <w:rFonts w:ascii="Malgun Gothic" w:cs="Malgun Gothic" w:eastAsia="Malgun Gothic" w:hAnsi="Malgun Gothic"/>
+                <w:sz w:val="16"/>
+                <w:szCs w:val="16"/>
+              </w:rPr>
+              <w:t xml:space="preserve">41.1</w:t>
+            </w:r>
+          </w:p>
+        </w:tc>
+        <w:tc>
+          <w:tcPr>
+            <w:tcW w:type="dxa" w:w="1423"/>
+            <w:tcMar>
+              <w:top w:type="dxa" w:w="50"/>
+              <w:left w:type="dxa" w:w="80"/>
+              <w:bottom w:type="dxa" w:w="50"/>
+              <w:right w:type="dxa" w:w="80"/>
+            </w:tcMar>
+          </w:tcPr>
+          <w:p>
+            <w:pPr>
+              <w:spacing w:after="0"/>
+              <w:jc w:val="right"/>
+            </w:pPr>
+            <w:r>
+              <w:rPr>
+                <w:rFonts w:ascii="Malgun Gothic" w:cs="Malgun Gothic" w:eastAsia="Malgun Gothic" w:hAnsi="Malgun Gothic"/>
+                <w:sz w:val="16"/>
+                <w:szCs w:val="16"/>
+              </w:rPr>
+              <w:t xml:space="preserve">47.2</w:t>
+            </w:r>
+          </w:p>
+        </w:tc>
+        <w:tc>
+          <w:tcPr>
+            <w:tcW w:type="dxa" w:w="1423"/>
+            <w:tcMar>
+              <w:top w:type="dxa" w:w="50"/>
+              <w:left w:type="dxa" w:w="80"/>
+              <w:bottom w:type="dxa" w:w="50"/>
+              <w:right w:type="dxa" w:w="80"/>
+            </w:tcMar>
+          </w:tcPr>
+          <w:p>
+            <w:pPr>
+              <w:spacing w:after="0"/>
+              <w:jc w:val="right"/>
+            </w:pPr>
+            <w:r>
+              <w:rPr>
+                <w:rFonts w:ascii="Malgun Gothic" w:cs="Malgun Gothic" w:eastAsia="Malgun Gothic" w:hAnsi="Malgun Gothic"/>
+                <w:sz w:val="16"/>
+                <w:szCs w:val="16"/>
+              </w:rPr>
+              <w:t xml:space="preserve">44.1</w:t>
+            </w:r>
+          </w:p>
+        </w:tc>
+        <w:tc>
+          <w:tcPr>
+            <w:tcW w:type="dxa" w:w="1423"/>
+            <w:tcMar>
+              <w:top w:type="dxa" w:w="50"/>
+              <w:left w:type="dxa" w:w="80"/>
+              <w:bottom w:type="dxa" w:w="50"/>
+              <w:right w:type="dxa" w:w="80"/>
+            </w:tcMar>
+          </w:tcPr>
+          <w:p>
+            <w:pPr>
+              <w:spacing w:after="0"/>
+              <w:jc w:val="right"/>
+            </w:pPr>
+            <w:r>
+              <w:rPr>
+                <w:rFonts w:ascii="Malgun Gothic" w:cs="Malgun Gothic" w:eastAsia="Malgun Gothic" w:hAnsi="Malgun Gothic"/>
+                <w:sz w:val="16"/>
+                <w:szCs w:val="16"/>
+              </w:rPr>
+              <w:t xml:space="preserve">20.0%</w:t>
+            </w:r>
+          </w:p>
+        </w:tc>
+        <w:tc>
+          <w:tcPr>
+            <w:tcW w:type="dxa" w:w="1423"/>
+            <w:tcMar>
+              <w:top w:type="dxa" w:w="50"/>
+              <w:left w:type="dxa" w:w="80"/>
+              <w:bottom w:type="dxa" w:w="50"/>
+              <w:right w:type="dxa" w:w="80"/>
+            </w:tcMar>
+          </w:tcPr>
+          <w:p>
+            <w:pPr>
+              <w:spacing w:after="0"/>
+              <w:jc w:val="right"/>
+            </w:pPr>
+            <w:r>
+              <w:rPr>
+                <w:rFonts w:ascii="Malgun Gothic" w:cs="Malgun Gothic" w:eastAsia="Malgun Gothic" w:hAnsi="Malgun Gothic"/>
+                <w:sz w:val="16"/>
+                <w:szCs w:val="16"/>
+              </w:rPr>
+              <w:t xml:space="preserve">10.0%</w:t>
+            </w:r>
+          </w:p>
+        </w:tc>
+      </w:tr>
+    </w:tbl>
+    <w:p>
+      <w:pPr>
+        <w:spacing w:after="200"/>
+      </w:pPr>
+    </w:p>
+    <w:p>
+      <w:pPr>
+        <w:pBdr>
+          <w:left w:val="single" w:color="BFBFBF" w:sz="12" w:space="10"/>
+        </w:pBdr>
+        <w:spacing w:after="180" w:before="100" w:line="264"/>
+        <w:ind w:left="200"/>
+      </w:pPr>
+      <w:r>
+        <w:rPr>
+          <w:rFonts w:ascii="Malgun Gothic" w:cs="Malgun Gothic" w:eastAsia="Malgun Gothic" w:hAnsi="Malgun Gothic"/>
+          <w:color w:val="595959"/>
+          <w:sz w:val="17"/>
+          <w:szCs w:val="17"/>
+        </w:rPr>
+        <w:t xml:space="preserve">단위 십억 달러. 분자는 3분기 NOPAT 2,205백만 달러 × 4. 분모는 6월말·9월말 투하자본의 평균.</w:t>
+      </w:r>
+    </w:p>
+    <w:p>
+      <w:pPr>
+        <w:spacing w:after="140" w:line="288"/>
+      </w:pPr>
+      <w:r>
+        <w:rPr>
+          <w:rFonts w:ascii="Malgun Gothic" w:cs="Malgun Gothic" w:eastAsia="Malgun Gothic" w:hAnsi="Malgun Gothic"/>
+          <w:b/>
+          <w:bCs/>
+          <w:sz w:val="19"/>
+          <w:szCs w:val="19"/>
+        </w:rPr>
+        <w:t xml:space="preserve">세 관점 중 둘이 10%를 넘습니다</w:t>
+      </w:r>
+      <w:r>
+        <w:rPr>
+          <w:rFonts w:ascii="Malgun Gothic" w:cs="Malgun Gothic" w:eastAsia="Malgun Gothic" w:hAnsi="Malgun Gothic"/>
+          <w:sz w:val="19"/>
+          <w:szCs w:val="19"/>
+        </w:rPr>
+        <w:t xml:space="preserve"> — 영업 기준 14.2%, 가동 기준 20.0%. 9개월 연율 기준(0.9%/1.5%/2.2%)과 전혀 다른 결론입니다. 어느 쪽도 정답이라고 부르지 않습니다: 9개월 연율은 나쁜 두 분기를 섞어 현재를 과소평가하고, 한 분기를 ×4 하는 것은 같은 논리로 과대평가합니다.</w:t>
+      </w:r>
+    </w:p>
+    <w:p>
+      <w:pPr>
+        <w:pStyle w:val="Heading3"/>
+        <w:spacing w:after="100" w:before="240"/>
+      </w:pPr>
+      <w:r>
+        <w:rPr>
+          <w:rFonts w:ascii="Malgun Gothic" w:cs="Malgun Gothic" w:eastAsia="Malgun Gothic" w:hAnsi="Malgun Gothic"/>
+          <w:b/>
+          <w:bCs/>
+          <w:color w:val="8B3A2F"/>
+          <w:sz w:val="20"/>
+          <w:szCs w:val="20"/>
+        </w:rPr>
+        <w:t xml:space="preserve">3분기 급증은 인수 때문이 아닙니다</w:t>
+      </w:r>
+    </w:p>
+    <w:tbl>
+      <w:tblPr>
+        <w:tblW w:type="dxa" w:w="9360"/>
+        <w:tblBorders>
+          <w:top w:val="single" w:color="BFBFBF" w:sz="2"/>
+          <w:left w:val="none"/>
+          <w:bottom w:val="single" w:color="BFBFBF" w:sz="2"/>
+          <w:right w:val="none"/>
+          <w:insideH w:val="single" w:color="D9D9D9" w:sz="1"/>
+          <w:insideV w:val="none"/>
+        </w:tblBorders>
+      </w:tblPr>
+      <w:tblGrid>
+        <w:gridCol w:w="2434"/>
+        <w:gridCol w:w="2309"/>
+        <w:gridCol w:w="2309"/>
+        <w:gridCol w:w="2309"/>
+      </w:tblGrid>
+      <w:tr>
+        <w:trPr>
+          <w:tblHeader/>
+        </w:trPr>
+        <w:tc>
+          <w:tcPr>
+            <w:tcW w:type="dxa" w:w="2434"/>
+            <w:shd w:fill="1F3864" w:color="auto" w:val="clear"/>
+            <w:tcMar>
+              <w:top w:type="dxa" w:w="60"/>
+              <w:left w:type="dxa" w:w="80"/>
+              <w:bottom w:type="dxa" w:w="60"/>
+              <w:right w:type="dxa" w:w="80"/>
+            </w:tcMar>
+          </w:tcPr>
+          <w:p>
+            <w:pPr>
+              <w:spacing w:after="0"/>
+              <w:jc w:val="center"/>
+            </w:pPr>
+            <w:r>
+              <w:rPr>
+                <w:rFonts w:ascii="Malgun Gothic" w:cs="Malgun Gothic" w:eastAsia="Malgun Gothic" w:hAnsi="Malgun Gothic"/>
+                <w:b/>
+                <w:bCs/>
+                <w:color w:val="FFFFFF"/>
+                <w:sz w:val="16"/>
+                <w:szCs w:val="16"/>
+              </w:rPr>
+              <w:t xml:space="preserve">매출 항목</w:t>
+            </w:r>
+          </w:p>
+        </w:tc>
+        <w:tc>
+          <w:tcPr>
+            <w:tcW w:type="dxa" w:w="2309"/>
+            <w:shd w:fill="1F3864" w:color="auto" w:val="clear"/>
+            <w:tcMar>
+              <w:top w:type="dxa" w:w="60"/>
+              <w:left w:type="dxa" w:w="80"/>
+              <w:bottom w:type="dxa" w:w="60"/>
+              <w:right w:type="dxa" w:w="80"/>
+            </w:tcMar>
+          </w:tcPr>
+          <w:p>
+            <w:pPr>
+              <w:spacing w:after="0"/>
+              <w:jc w:val="center"/>
+            </w:pPr>
+            <w:r>
+              <w:rPr>
+                <w:rFonts w:ascii="Malgun Gothic" w:cs="Malgun Gothic" w:eastAsia="Malgun Gothic" w:hAnsi="Malgun Gothic"/>
+                <w:b/>
+                <w:bCs/>
+                <w:color w:val="FFFFFF"/>
+                <w:sz w:val="16"/>
+                <w:szCs w:val="16"/>
+              </w:rPr>
+              <w:t xml:space="preserve">3Q2025</w:t>
+            </w:r>
+          </w:p>
+        </w:tc>
+        <w:tc>
+          <w:tcPr>
+            <w:tcW w:type="dxa" w:w="2309"/>
+            <w:shd w:fill="1F3864" w:color="auto" w:val="clear"/>
+            <w:tcMar>
+              <w:top w:type="dxa" w:w="60"/>
+              <w:left w:type="dxa" w:w="80"/>
+              <w:bottom w:type="dxa" w:w="60"/>
+              <w:right w:type="dxa" w:w="80"/>
+            </w:tcMar>
+          </w:tcPr>
+          <w:p>
+            <w:pPr>
+              <w:spacing w:after="0"/>
+              <w:jc w:val="center"/>
+            </w:pPr>
+            <w:r>
+              <w:rPr>
+                <w:rFonts w:ascii="Malgun Gothic" w:cs="Malgun Gothic" w:eastAsia="Malgun Gothic" w:hAnsi="Malgun Gothic"/>
+                <w:b/>
+                <w:bCs/>
+                <w:color w:val="FFFFFF"/>
+                <w:sz w:val="16"/>
+                <w:szCs w:val="16"/>
+              </w:rPr>
+              <w:t xml:space="preserve">3Q2026</w:t>
+            </w:r>
+          </w:p>
+        </w:tc>
+        <w:tc>
+          <w:tcPr>
+            <w:tcW w:type="dxa" w:w="2309"/>
+            <w:shd w:fill="1F3864" w:color="auto" w:val="clear"/>
+            <w:tcMar>
+              <w:top w:type="dxa" w:w="60"/>
+              <w:left w:type="dxa" w:w="80"/>
+              <w:bottom w:type="dxa" w:w="60"/>
+              <w:right w:type="dxa" w:w="80"/>
+            </w:tcMar>
+          </w:tcPr>
+          <w:p>
+            <w:pPr>
+              <w:spacing w:after="0"/>
+              <w:jc w:val="center"/>
+            </w:pPr>
+            <w:r>
+              <w:rPr>
+                <w:rFonts w:ascii="Malgun Gothic" w:cs="Malgun Gothic" w:eastAsia="Malgun Gothic" w:hAnsi="Malgun Gothic"/>
+                <w:b/>
+                <w:bCs/>
+                <w:color w:val="FFFFFF"/>
+                <w:sz w:val="16"/>
+                <w:szCs w:val="16"/>
+              </w:rPr>
+              <w:t xml:space="preserve">증가</w:t>
+            </w:r>
+          </w:p>
+        </w:tc>
+      </w:tr>
+      <w:tr>
+        <w:tc>
+          <w:tcPr>
+            <w:tcW w:type="dxa" w:w="2434"/>
+            <w:tcMar>
+              <w:top w:type="dxa" w:w="50"/>
+              <w:left w:type="dxa" w:w="80"/>
+              <w:bottom w:type="dxa" w:w="50"/>
+              <w:right w:type="dxa" w:w="80"/>
+            </w:tcMar>
+          </w:tcPr>
+          <w:p>
+            <w:pPr>
+              <w:spacing w:after="0"/>
+              <w:jc w:val="left"/>
+            </w:pPr>
+            <w:r>
+              <w:rPr>
+                <w:rFonts w:ascii="Malgun Gothic" w:cs="Malgun Gothic" w:eastAsia="Malgun Gothic" w:hAnsi="Malgun Gothic"/>
+                <w:sz w:val="16"/>
+                <w:szCs w:val="16"/>
+              </w:rPr>
+              <w:t xml:space="preserve">SI 인프라·솔루션</w:t>
+            </w:r>
+          </w:p>
+        </w:tc>
+        <w:tc>
+          <w:tcPr>
+            <w:tcW w:type="dxa" w:w="2309"/>
+            <w:tcMar>
+              <w:top w:type="dxa" w:w="50"/>
+              <w:left w:type="dxa" w:w="80"/>
+              <w:bottom w:type="dxa" w:w="50"/>
+              <w:right w:type="dxa" w:w="80"/>
+            </w:tcMar>
+          </w:tcPr>
+          <w:p>
+            <w:pPr>
+              <w:spacing w:after="0"/>
+              <w:jc w:val="right"/>
+            </w:pPr>
+            <w:r>
+              <w:rPr>
+                <w:rFonts w:ascii="Malgun Gothic" w:cs="Malgun Gothic" w:eastAsia="Malgun Gothic" w:hAnsi="Malgun Gothic"/>
+                <w:sz w:val="16"/>
+                <w:szCs w:val="16"/>
+              </w:rPr>
+              <w:t xml:space="preserve">359</w:t>
+            </w:r>
+          </w:p>
+        </w:tc>
+        <w:tc>
+          <w:tcPr>
+            <w:tcW w:type="dxa" w:w="2309"/>
+            <w:tcMar>
+              <w:top w:type="dxa" w:w="50"/>
+              <w:left w:type="dxa" w:w="80"/>
+              <w:bottom w:type="dxa" w:w="50"/>
+              <w:right w:type="dxa" w:w="80"/>
+            </w:tcMar>
+          </w:tcPr>
+          <w:p>
+            <w:pPr>
+              <w:spacing w:after="0"/>
+              <w:jc w:val="right"/>
+            </w:pPr>
+            <w:r>
+              <w:rPr>
+                <w:rFonts w:ascii="Malgun Gothic" w:cs="Malgun Gothic" w:eastAsia="Malgun Gothic" w:hAnsi="Malgun Gothic"/>
+                <w:sz w:val="16"/>
+                <w:szCs w:val="16"/>
+              </w:rPr>
+              <w:t xml:space="preserve">7,022</w:t>
+            </w:r>
+          </w:p>
+        </w:tc>
+        <w:tc>
+          <w:tcPr>
+            <w:tcW w:type="dxa" w:w="2309"/>
+            <w:tcMar>
+              <w:top w:type="dxa" w:w="50"/>
+              <w:left w:type="dxa" w:w="80"/>
+              <w:bottom w:type="dxa" w:w="50"/>
+              <w:right w:type="dxa" w:w="80"/>
+            </w:tcMar>
+          </w:tcPr>
+          <w:p>
+            <w:pPr>
+              <w:spacing w:after="0"/>
+              <w:jc w:val="right"/>
+            </w:pPr>
+            <w:r>
+              <w:rPr>
+                <w:rFonts w:ascii="Malgun Gothic" w:cs="Malgun Gothic" w:eastAsia="Malgun Gothic" w:hAnsi="Malgun Gothic"/>
+                <w:sz w:val="16"/>
+                <w:szCs w:val="16"/>
+              </w:rPr>
+              <w:t xml:space="preserve">19배</w:t>
+            </w:r>
+          </w:p>
+        </w:tc>
+      </w:tr>
+      <w:tr>
+        <w:tc>
+          <w:tcPr>
+            <w:tcW w:type="dxa" w:w="2434"/>
+            <w:shd w:fill="F2F4F8" w:color="auto" w:val="clear"/>
+            <w:tcMar>
+              <w:top w:type="dxa" w:w="50"/>
+              <w:left w:type="dxa" w:w="80"/>
+              <w:bottom w:type="dxa" w:w="50"/>
+              <w:right w:type="dxa" w:w="80"/>
+            </w:tcMar>
+          </w:tcPr>
+          <w:p>
+            <w:pPr>
+              <w:spacing w:after="0"/>
+              <w:jc w:val="left"/>
+            </w:pPr>
+            <w:r>
+              <w:rPr>
+                <w:rFonts w:ascii="Malgun Gothic" w:cs="Malgun Gothic" w:eastAsia="Malgun Gothic" w:hAnsi="Malgun Gothic"/>
+                <w:sz w:val="16"/>
+                <w:szCs w:val="16"/>
+              </w:rPr>
+              <w:t xml:space="preserve">스타링크 소비자</w:t>
+            </w:r>
+          </w:p>
+        </w:tc>
+        <w:tc>
+          <w:tcPr>
+            <w:tcW w:type="dxa" w:w="2309"/>
+            <w:shd w:fill="F2F4F8" w:color="auto" w:val="clear"/>
+            <w:tcMar>
+              <w:top w:type="dxa" w:w="50"/>
+              <w:left w:type="dxa" w:w="80"/>
+              <w:bottom w:type="dxa" w:w="50"/>
+              <w:right w:type="dxa" w:w="80"/>
+            </w:tcMar>
+          </w:tcPr>
+          <w:p>
+            <w:pPr>
+              <w:spacing w:after="0"/>
+              <w:jc w:val="right"/>
+            </w:pPr>
+            <w:r>
+              <w:rPr>
+                <w:rFonts w:ascii="Malgun Gothic" w:cs="Malgun Gothic" w:eastAsia="Malgun Gothic" w:hAnsi="Malgun Gothic"/>
+                <w:sz w:val="16"/>
+                <w:szCs w:val="16"/>
+              </w:rPr>
+              <w:t xml:space="preserve">1,986</w:t>
+            </w:r>
+          </w:p>
+        </w:tc>
+        <w:tc>
+          <w:tcPr>
+            <w:tcW w:type="dxa" w:w="2309"/>
+            <w:shd w:fill="F2F4F8" w:color="auto" w:val="clear"/>
+            <w:tcMar>
+              <w:top w:type="dxa" w:w="50"/>
+              <w:left w:type="dxa" w:w="80"/>
+              <w:bottom w:type="dxa" w:w="50"/>
+              <w:right w:type="dxa" w:w="80"/>
+            </w:tcMar>
+          </w:tcPr>
+          <w:p>
+            <w:pPr>
+              <w:spacing w:after="0"/>
+              <w:jc w:val="right"/>
+            </w:pPr>
+            <w:r>
+              <w:rPr>
+                <w:rFonts w:ascii="Malgun Gothic" w:cs="Malgun Gothic" w:eastAsia="Malgun Gothic" w:hAnsi="Malgun Gothic"/>
+                <w:sz w:val="16"/>
+                <w:szCs w:val="16"/>
+              </w:rPr>
+              <w:t xml:space="preserve">3,121</w:t>
+            </w:r>
+          </w:p>
+        </w:tc>
+        <w:tc>
+          <w:tcPr>
+            <w:tcW w:type="dxa" w:w="2309"/>
+            <w:shd w:fill="F2F4F8" w:color="auto" w:val="clear"/>
+            <w:tcMar>
+              <w:top w:type="dxa" w:w="50"/>
+              <w:left w:type="dxa" w:w="80"/>
+              <w:bottom w:type="dxa" w:w="50"/>
+              <w:right w:type="dxa" w:w="80"/>
+            </w:tcMar>
+          </w:tcPr>
+          <w:p>
+            <w:pPr>
+              <w:spacing w:after="0"/>
+              <w:jc w:val="right"/>
+            </w:pPr>
+            <w:r>
+              <w:rPr>
+                <w:rFonts w:ascii="Malgun Gothic" w:cs="Malgun Gothic" w:eastAsia="Malgun Gothic" w:hAnsi="Malgun Gothic"/>
+                <w:sz w:val="16"/>
+                <w:szCs w:val="16"/>
+              </w:rPr>
+              <w:t xml:space="preserve">+57%</w:t>
+            </w:r>
+          </w:p>
+        </w:tc>
+      </w:tr>
+      <w:tr>
+        <w:tc>
+          <w:tcPr>
+            <w:tcW w:type="dxa" w:w="2434"/>
+            <w:tcMar>
+              <w:top w:type="dxa" w:w="50"/>
+              <w:left w:type="dxa" w:w="80"/>
+              <w:bottom w:type="dxa" w:w="50"/>
+              <w:right w:type="dxa" w:w="80"/>
+            </w:tcMar>
+          </w:tcPr>
+          <w:p>
+            <w:pPr>
+              <w:spacing w:after="0"/>
+              <w:jc w:val="left"/>
+            </w:pPr>
+            <w:r>
+              <w:rPr>
+                <w:rFonts w:ascii="Malgun Gothic" w:cs="Malgun Gothic" w:eastAsia="Malgun Gothic" w:hAnsi="Malgun Gothic"/>
+                <w:sz w:val="16"/>
+                <w:szCs w:val="16"/>
+              </w:rPr>
+              <w:t xml:space="preserve">스타링크 기업·정부</w:t>
+            </w:r>
+          </w:p>
+        </w:tc>
+        <w:tc>
+          <w:tcPr>
+            <w:tcW w:type="dxa" w:w="2309"/>
+            <w:tcMar>
+              <w:top w:type="dxa" w:w="50"/>
+              <w:left w:type="dxa" w:w="80"/>
+              <w:bottom w:type="dxa" w:w="50"/>
+              <w:right w:type="dxa" w:w="80"/>
+            </w:tcMar>
+          </w:tcPr>
+          <w:p>
+            <w:pPr>
+              <w:spacing w:after="0"/>
+              <w:jc w:val="right"/>
+            </w:pPr>
+            <w:r>
+              <w:rPr>
+                <w:rFonts w:ascii="Malgun Gothic" w:cs="Malgun Gothic" w:eastAsia="Malgun Gothic" w:hAnsi="Malgun Gothic"/>
+                <w:sz w:val="16"/>
+                <w:szCs w:val="16"/>
+              </w:rPr>
+              <w:t xml:space="preserve">1,111</w:t>
+            </w:r>
+          </w:p>
+        </w:tc>
+        <w:tc>
+          <w:tcPr>
+            <w:tcW w:type="dxa" w:w="2309"/>
+            <w:tcMar>
+              <w:top w:type="dxa" w:w="50"/>
+              <w:left w:type="dxa" w:w="80"/>
+              <w:bottom w:type="dxa" w:w="50"/>
+              <w:right w:type="dxa" w:w="80"/>
+            </w:tcMar>
+          </w:tcPr>
+          <w:p>
+            <w:pPr>
+              <w:spacing w:after="0"/>
+              <w:jc w:val="right"/>
+            </w:pPr>
+            <w:r>
+              <w:rPr>
+                <w:rFonts w:ascii="Malgun Gothic" w:cs="Malgun Gothic" w:eastAsia="Malgun Gothic" w:hAnsi="Malgun Gothic"/>
+                <w:sz w:val="16"/>
+                <w:szCs w:val="16"/>
+              </w:rPr>
+              <w:t xml:space="preserve">2,127</w:t>
+            </w:r>
+          </w:p>
+        </w:tc>
+        <w:tc>
+          <w:tcPr>
+            <w:tcW w:type="dxa" w:w="2309"/>
+            <w:tcMar>
+              <w:top w:type="dxa" w:w="50"/>
+              <w:left w:type="dxa" w:w="80"/>
+              <w:bottom w:type="dxa" w:w="50"/>
+              <w:right w:type="dxa" w:w="80"/>
+            </w:tcMar>
+          </w:tcPr>
+          <w:p>
+            <w:pPr>
+              <w:spacing w:after="0"/>
+              <w:jc w:val="right"/>
+            </w:pPr>
+            <w:r>
+              <w:rPr>
+                <w:rFonts w:ascii="Malgun Gothic" w:cs="Malgun Gothic" w:eastAsia="Malgun Gothic" w:hAnsi="Malgun Gothic"/>
+                <w:sz w:val="16"/>
+                <w:szCs w:val="16"/>
+              </w:rPr>
+              <w:t xml:space="preserve">+91%</w:t>
+            </w:r>
+          </w:p>
+        </w:tc>
+      </w:tr>
+      <w:tr>
+        <w:tc>
+          <w:tcPr>
+            <w:tcW w:type="dxa" w:w="2434"/>
+            <w:shd w:fill="F2F4F8" w:color="auto" w:val="clear"/>
+            <w:tcMar>
+              <w:top w:type="dxa" w:w="50"/>
+              <w:left w:type="dxa" w:w="80"/>
+              <w:bottom w:type="dxa" w:w="50"/>
+              <w:right w:type="dxa" w:w="80"/>
+            </w:tcMar>
+          </w:tcPr>
+          <w:p>
+            <w:pPr>
+              <w:spacing w:after="0"/>
+              <w:jc w:val="left"/>
+            </w:pPr>
+            <w:r>
+              <w:rPr>
+                <w:rFonts w:ascii="Malgun Gothic" w:cs="Malgun Gothic" w:eastAsia="Malgun Gothic" w:hAnsi="Malgun Gothic"/>
+                <w:sz w:val="16"/>
+                <w:szCs w:val="16"/>
+              </w:rPr>
+              <w:t xml:space="preserve">X 광고</w:t>
+            </w:r>
+          </w:p>
+        </w:tc>
+        <w:tc>
+          <w:tcPr>
+            <w:tcW w:type="dxa" w:w="2309"/>
+            <w:shd w:fill="F2F4F8" w:color="auto" w:val="clear"/>
+            <w:tcMar>
+              <w:top w:type="dxa" w:w="50"/>
+              <w:left w:type="dxa" w:w="80"/>
+              <w:bottom w:type="dxa" w:w="50"/>
+              <w:right w:type="dxa" w:w="80"/>
+            </w:tcMar>
+          </w:tcPr>
+          <w:p>
+            <w:pPr>
+              <w:spacing w:after="0"/>
+              <w:jc w:val="right"/>
+            </w:pPr>
+            <w:r>
+              <w:rPr>
+                <w:rFonts w:ascii="Malgun Gothic" w:cs="Malgun Gothic" w:eastAsia="Malgun Gothic" w:hAnsi="Malgun Gothic"/>
+                <w:sz w:val="16"/>
+                <w:szCs w:val="16"/>
+              </w:rPr>
+              <w:t xml:space="preserve">454</w:t>
+            </w:r>
+          </w:p>
+        </w:tc>
+        <w:tc>
+          <w:tcPr>
+            <w:tcW w:type="dxa" w:w="2309"/>
+            <w:shd w:fill="F2F4F8" w:color="auto" w:val="clear"/>
+            <w:tcMar>
+              <w:top w:type="dxa" w:w="50"/>
+              <w:left w:type="dxa" w:w="80"/>
+              <w:bottom w:type="dxa" w:w="50"/>
+              <w:right w:type="dxa" w:w="80"/>
+            </w:tcMar>
+          </w:tcPr>
+          <w:p>
+            <w:pPr>
+              <w:spacing w:after="0"/>
+              <w:jc w:val="right"/>
+            </w:pPr>
+            <w:r>
+              <w:rPr>
+                <w:rFonts w:ascii="Malgun Gothic" w:cs="Malgun Gothic" w:eastAsia="Malgun Gothic" w:hAnsi="Malgun Gothic"/>
+                <w:sz w:val="16"/>
+                <w:szCs w:val="16"/>
+              </w:rPr>
+              <w:t xml:space="preserve">538</w:t>
+            </w:r>
+          </w:p>
+        </w:tc>
+        <w:tc>
+          <w:tcPr>
+            <w:tcW w:type="dxa" w:w="2309"/>
+            <w:shd w:fill="F2F4F8" w:color="auto" w:val="clear"/>
+            <w:tcMar>
+              <w:top w:type="dxa" w:w="50"/>
+              <w:left w:type="dxa" w:w="80"/>
+              <w:bottom w:type="dxa" w:w="50"/>
+              <w:right w:type="dxa" w:w="80"/>
+            </w:tcMar>
+          </w:tcPr>
+          <w:p>
+            <w:pPr>
+              <w:spacing w:after="0"/>
+              <w:jc w:val="right"/>
+            </w:pPr>
+            <w:r>
+              <w:rPr>
+                <w:rFonts w:ascii="Malgun Gothic" w:cs="Malgun Gothic" w:eastAsia="Malgun Gothic" w:hAnsi="Malgun Gothic"/>
+                <w:sz w:val="16"/>
+                <w:szCs w:val="16"/>
+              </w:rPr>
+              <w:t xml:space="preserve">+18%</w:t>
+            </w:r>
+          </w:p>
+        </w:tc>
+      </w:tr>
+      <w:tr>
+        <w:tc>
+          <w:tcPr>
+            <w:tcW w:type="dxa" w:w="2434"/>
+            <w:tcMar>
+              <w:top w:type="dxa" w:w="50"/>
+              <w:left w:type="dxa" w:w="80"/>
+              <w:bottom w:type="dxa" w:w="50"/>
+              <w:right w:type="dxa" w:w="80"/>
+            </w:tcMar>
+          </w:tcPr>
+          <w:p>
+            <w:pPr>
+              <w:spacing w:after="0"/>
+              <w:jc w:val="left"/>
+            </w:pPr>
+            <w:r>
+              <w:rPr>
+                <w:rFonts w:ascii="Malgun Gothic" w:cs="Malgun Gothic" w:eastAsia="Malgun Gothic" w:hAnsi="Malgun Gothic"/>
+                <w:sz w:val="16"/>
+                <w:szCs w:val="16"/>
+              </w:rPr>
+              <w:t xml:space="preserve">발사체</w:t>
+            </w:r>
+          </w:p>
+        </w:tc>
+        <w:tc>
+          <w:tcPr>
+            <w:tcW w:type="dxa" w:w="2309"/>
+            <w:tcMar>
+              <w:top w:type="dxa" w:w="50"/>
+              <w:left w:type="dxa" w:w="80"/>
+              <w:bottom w:type="dxa" w:w="50"/>
+              <w:right w:type="dxa" w:w="80"/>
+            </w:tcMar>
+          </w:tcPr>
+          <w:p>
+            <w:pPr>
+              <w:spacing w:after="0"/>
+              <w:jc w:val="right"/>
+            </w:pPr>
+            <w:r>
+              <w:rPr>
+                <w:rFonts w:ascii="Malgun Gothic" w:cs="Malgun Gothic" w:eastAsia="Malgun Gothic" w:hAnsi="Malgun Gothic"/>
+                <w:sz w:val="16"/>
+                <w:szCs w:val="16"/>
+              </w:rPr>
+              <w:t xml:space="preserve">1,666</w:t>
+            </w:r>
+          </w:p>
+        </w:tc>
+        <w:tc>
+          <w:tcPr>
+            <w:tcW w:type="dxa" w:w="2309"/>
+            <w:tcMar>
+              <w:top w:type="dxa" w:w="50"/>
+              <w:left w:type="dxa" w:w="80"/>
+              <w:bottom w:type="dxa" w:w="50"/>
+              <w:right w:type="dxa" w:w="80"/>
+            </w:tcMar>
+          </w:tcPr>
+          <w:p>
+            <w:pPr>
+              <w:spacing w:after="0"/>
+              <w:jc w:val="right"/>
+            </w:pPr>
+            <w:r>
+              <w:rPr>
+                <w:rFonts w:ascii="Malgun Gothic" w:cs="Malgun Gothic" w:eastAsia="Malgun Gothic" w:hAnsi="Malgun Gothic"/>
+                <w:sz w:val="16"/>
+                <w:szCs w:val="16"/>
+              </w:rPr>
+              <w:t xml:space="preserve">1,767</w:t>
+            </w:r>
+          </w:p>
+        </w:tc>
+        <w:tc>
+          <w:tcPr>
+            <w:tcW w:type="dxa" w:w="2309"/>
+            <w:tcMar>
+              <w:top w:type="dxa" w:w="50"/>
+              <w:left w:type="dxa" w:w="80"/>
+              <w:bottom w:type="dxa" w:w="50"/>
+              <w:right w:type="dxa" w:w="80"/>
+            </w:tcMar>
+          </w:tcPr>
+          <w:p>
+            <w:pPr>
+              <w:spacing w:after="0"/>
+              <w:jc w:val="right"/>
+            </w:pPr>
+            <w:r>
+              <w:rPr>
+                <w:rFonts w:ascii="Malgun Gothic" w:cs="Malgun Gothic" w:eastAsia="Malgun Gothic" w:hAnsi="Malgun Gothic"/>
+                <w:sz w:val="16"/>
+                <w:szCs w:val="16"/>
+              </w:rPr>
+              <w:t xml:space="preserve">+6%</w:t>
+            </w:r>
+          </w:p>
+        </w:tc>
+      </w:tr>
+    </w:tbl>
+    <w:p>
+      <w:pPr>
+        <w:spacing w:after="200"/>
+      </w:pPr>
+    </w:p>
+    <w:p>
+      <w:pPr>
+        <w:spacing w:after="140" w:line="288"/>
+      </w:pPr>
+      <w:r>
+        <w:rPr>
+          <w:rFonts w:ascii="Malgun Gothic" w:cs="Malgun Gothic" w:eastAsia="Malgun Gothic" w:hAnsi="Malgun Gothic"/>
+          <w:sz w:val="19"/>
+          <w:szCs w:val="19"/>
+        </w:rPr>
+        <w:t xml:space="preserve">Cursor 기여분은 약 539백만 달러입니다 — 10-Q의 프로포마 매출 15,114백만 달러와 보고 매출 14,575백만 달러의 차이입니다. SI의 7,022백만 달러 중 대부분은 인수가 아닌 자체 증가이고, 스타링크 영업이익도 1,190 → 2,367백만 달러(마진 45%)로 좋아졌습니다. 반대로 발사체는 영업이익이 +259에서 −7백만 달러로 돌아섰습니다.</w:t>
+      </w:r>
+    </w:p>
+    <w:p>
+      <w:pPr>
+        <w:pStyle w:val="Heading3"/>
+        <w:spacing w:after="100" w:before="240"/>
+      </w:pPr>
+      <w:r>
+        <w:rPr>
+          <w:rFonts w:ascii="Malgun Gothic" w:cs="Malgun Gothic" w:eastAsia="Malgun Gothic" w:hAnsi="Malgun Gothic"/>
+          <w:b/>
+          <w:bCs/>
+          <w:color w:val="8B3A2F"/>
+          <w:sz w:val="20"/>
+          <w:szCs w:val="20"/>
+        </w:rPr>
         <w:t xml:space="preserve">연간 이력 — 있는 만큼만</w:t>
       </w:r>
     </w:p>
@@ -4544,6 +6594,527 @@
     </w:p>
     <w:p>
       <w:pPr>
+        <w:pStyle w:val="Heading3"/>
+        <w:spacing w:after="100" w:before="240"/>
+      </w:pPr>
+      <w:r>
+        <w:rPr>
+          <w:rFonts w:ascii="Malgun Gothic" w:cs="Malgun Gothic" w:eastAsia="Malgun Gothic" w:hAnsi="Malgun Gothic"/>
+          <w:b/>
+          <w:bCs/>
+          <w:color w:val="8B3A2F"/>
+          <w:sz w:val="20"/>
+          <w:szCs w:val="20"/>
+        </w:rPr>
+        <w:t xml:space="preserve">아직 어느 재무상태표에도 없는 자본</w:t>
+      </w:r>
+    </w:p>
+    <w:tbl>
+      <w:tblPr>
+        <w:tblW w:type="dxa" w:w="9360"/>
+        <w:tblBorders>
+          <w:top w:val="single" w:color="BFBFBF" w:sz="2"/>
+          <w:left w:val="none"/>
+          <w:bottom w:val="single" w:color="BFBFBF" w:sz="2"/>
+          <w:right w:val="none"/>
+          <w:insideH w:val="single" w:color="D9D9D9" w:sz="1"/>
+          <w:insideV w:val="none"/>
+        </w:tblBorders>
+      </w:tblPr>
+      <w:tblGrid>
+        <w:gridCol w:w="2434"/>
+        <w:gridCol w:w="6926"/>
+      </w:tblGrid>
+      <w:tr>
+        <w:trPr>
+          <w:tblHeader/>
+        </w:trPr>
+        <w:tc>
+          <w:tcPr>
+            <w:tcW w:type="dxa" w:w="2434"/>
+            <w:shd w:fill="1F3864" w:color="auto" w:val="clear"/>
+            <w:tcMar>
+              <w:top w:type="dxa" w:w="60"/>
+              <w:left w:type="dxa" w:w="80"/>
+              <w:bottom w:type="dxa" w:w="60"/>
+              <w:right w:type="dxa" w:w="80"/>
+            </w:tcMar>
+          </w:tcPr>
+          <w:p>
+            <w:pPr>
+              <w:spacing w:after="0"/>
+              <w:jc w:val="center"/>
+            </w:pPr>
+            <w:r>
+              <w:rPr>
+                <w:rFonts w:ascii="Malgun Gothic" w:cs="Malgun Gothic" w:eastAsia="Malgun Gothic" w:hAnsi="Malgun Gothic"/>
+                <w:b/>
+                <w:bCs/>
+                <w:color w:val="FFFFFF"/>
+                <w:sz w:val="16"/>
+                <w:szCs w:val="16"/>
+              </w:rPr>
+              <w:t xml:space="preserve">항목</w:t>
+            </w:r>
+          </w:p>
+        </w:tc>
+        <w:tc>
+          <w:tcPr>
+            <w:tcW w:type="dxa" w:w="6926"/>
+            <w:shd w:fill="1F3864" w:color="auto" w:val="clear"/>
+            <w:tcMar>
+              <w:top w:type="dxa" w:w="60"/>
+              <w:left w:type="dxa" w:w="80"/>
+              <w:bottom w:type="dxa" w:w="60"/>
+              <w:right w:type="dxa" w:w="80"/>
+            </w:tcMar>
+          </w:tcPr>
+          <w:p>
+            <w:pPr>
+              <w:spacing w:after="0"/>
+              <w:jc w:val="center"/>
+            </w:pPr>
+            <w:r>
+              <w:rPr>
+                <w:rFonts w:ascii="Malgun Gothic" w:cs="Malgun Gothic" w:eastAsia="Malgun Gothic" w:hAnsi="Malgun Gothic"/>
+                <w:b/>
+                <w:bCs/>
+                <w:color w:val="FFFFFF"/>
+                <w:sz w:val="16"/>
+                <w:szCs w:val="16"/>
+              </w:rPr>
+              <w:t xml:space="preserve">내용</w:t>
+            </w:r>
+          </w:p>
+        </w:tc>
+      </w:tr>
+      <w:tr>
+        <w:tc>
+          <w:tcPr>
+            <w:tcW w:type="dxa" w:w="2434"/>
+            <w:tcMar>
+              <w:top w:type="dxa" w:w="50"/>
+              <w:left w:type="dxa" w:w="80"/>
+              <w:bottom w:type="dxa" w:w="50"/>
+              <w:right w:type="dxa" w:w="80"/>
+            </w:tcMar>
+          </w:tcPr>
+          <w:p>
+            <w:pPr>
+              <w:spacing w:after="0"/>
+              <w:jc w:val="left"/>
+            </w:pPr>
+            <w:r>
+              <w:rPr>
+                <w:rFonts w:ascii="Malgun Gothic" w:cs="Malgun Gothic" w:eastAsia="Malgun Gothic" w:hAnsi="Malgun Gothic"/>
+                <w:sz w:val="16"/>
+                <w:szCs w:val="16"/>
+              </w:rPr>
+              <w:t xml:space="preserve">약정</w:t>
+            </w:r>
+          </w:p>
+        </w:tc>
+        <w:tc>
+          <w:tcPr>
+            <w:tcW w:type="dxa" w:w="6926"/>
+            <w:tcMar>
+              <w:top w:type="dxa" w:w="50"/>
+              <w:left w:type="dxa" w:w="80"/>
+              <w:bottom w:type="dxa" w:w="50"/>
+              <w:right w:type="dxa" w:w="80"/>
+            </w:tcMar>
+          </w:tcPr>
+          <w:p>
+            <w:pPr>
+              <w:spacing w:after="0"/>
+              <w:jc w:val="right"/>
+            </w:pPr>
+            <w:r>
+              <w:rPr>
+                <w:rFonts w:ascii="Malgun Gothic" w:cs="Malgun Gothic" w:eastAsia="Malgun Gothic" w:hAnsi="Malgun Gothic"/>
+                <w:sz w:val="16"/>
+                <w:szCs w:val="16"/>
+              </w:rPr>
+              <w:t xml:space="preserve">GPU 금융리스 (아폴로 관리 법인)</w:t>
+            </w:r>
+          </w:p>
+        </w:tc>
+      </w:tr>
+      <w:tr>
+        <w:tc>
+          <w:tcPr>
+            <w:tcW w:type="dxa" w:w="2434"/>
+            <w:shd w:fill="F2F4F8" w:color="auto" w:val="clear"/>
+            <w:tcMar>
+              <w:top w:type="dxa" w:w="50"/>
+              <w:left w:type="dxa" w:w="80"/>
+              <w:bottom w:type="dxa" w:w="50"/>
+              <w:right w:type="dxa" w:w="80"/>
+            </w:tcMar>
+          </w:tcPr>
+          <w:p>
+            <w:pPr>
+              <w:spacing w:after="0"/>
+              <w:jc w:val="left"/>
+            </w:pPr>
+            <w:r>
+              <w:rPr>
+                <w:rFonts w:ascii="Malgun Gothic" w:cs="Malgun Gothic" w:eastAsia="Malgun Gothic" w:hAnsi="Malgun Gothic"/>
+                <w:sz w:val="16"/>
+                <w:szCs w:val="16"/>
+              </w:rPr>
+              <w:t xml:space="preserve">금액</w:t>
+            </w:r>
+          </w:p>
+        </w:tc>
+        <w:tc>
+          <w:tcPr>
+            <w:tcW w:type="dxa" w:w="6926"/>
+            <w:shd w:fill="F2F4F8" w:color="auto" w:val="clear"/>
+            <w:tcMar>
+              <w:top w:type="dxa" w:w="50"/>
+              <w:left w:type="dxa" w:w="80"/>
+              <w:bottom w:type="dxa" w:w="50"/>
+              <w:right w:type="dxa" w:w="80"/>
+            </w:tcMar>
+          </w:tcPr>
+          <w:p>
+            <w:pPr>
+              <w:spacing w:after="0"/>
+              <w:jc w:val="right"/>
+            </w:pPr>
+            <w:r>
+              <w:rPr>
+                <w:rFonts w:ascii="Malgun Gothic" w:cs="Malgun Gothic" w:eastAsia="Malgun Gothic" w:hAnsi="Malgun Gothic"/>
+                <w:sz w:val="16"/>
+                <w:szCs w:val="16"/>
+              </w:rPr>
+              <w:t xml:space="preserve">약 40십억 달러</w:t>
+            </w:r>
+          </w:p>
+        </w:tc>
+      </w:tr>
+      <w:tr>
+        <w:tc>
+          <w:tcPr>
+            <w:tcW w:type="dxa" w:w="2434"/>
+            <w:tcMar>
+              <w:top w:type="dxa" w:w="50"/>
+              <w:left w:type="dxa" w:w="80"/>
+              <w:bottom w:type="dxa" w:w="50"/>
+              <w:right w:type="dxa" w:w="80"/>
+            </w:tcMar>
+          </w:tcPr>
+          <w:p>
+            <w:pPr>
+              <w:spacing w:after="0"/>
+              <w:jc w:val="left"/>
+            </w:pPr>
+            <w:r>
+              <w:rPr>
+                <w:rFonts w:ascii="Malgun Gothic" w:cs="Malgun Gothic" w:eastAsia="Malgun Gothic" w:hAnsi="Malgun Gothic"/>
+                <w:sz w:val="16"/>
+                <w:szCs w:val="16"/>
+              </w:rPr>
+              <w:t xml:space="preserve">체결일</w:t>
+            </w:r>
+          </w:p>
+        </w:tc>
+        <w:tc>
+          <w:tcPr>
+            <w:tcW w:type="dxa" w:w="6926"/>
+            <w:tcMar>
+              <w:top w:type="dxa" w:w="50"/>
+              <w:left w:type="dxa" w:w="80"/>
+              <w:bottom w:type="dxa" w:w="50"/>
+              <w:right w:type="dxa" w:w="80"/>
+            </w:tcMar>
+          </w:tcPr>
+          <w:p>
+            <w:pPr>
+              <w:spacing w:after="0"/>
+              <w:jc w:val="right"/>
+            </w:pPr>
+            <w:r>
+              <w:rPr>
+                <w:rFonts w:ascii="Malgun Gothic" w:cs="Malgun Gothic" w:eastAsia="Malgun Gothic" w:hAnsi="Malgun Gothic"/>
+                <w:sz w:val="16"/>
+                <w:szCs w:val="16"/>
+              </w:rPr>
+              <w:t xml:space="preserve">2026-10-24</w:t>
+            </w:r>
+          </w:p>
+        </w:tc>
+      </w:tr>
+      <w:tr>
+        <w:tc>
+          <w:tcPr>
+            <w:tcW w:type="dxa" w:w="2434"/>
+            <w:shd w:fill="F2F4F8" w:color="auto" w:val="clear"/>
+            <w:tcMar>
+              <w:top w:type="dxa" w:w="50"/>
+              <w:left w:type="dxa" w:w="80"/>
+              <w:bottom w:type="dxa" w:w="50"/>
+              <w:right w:type="dxa" w:w="80"/>
+            </w:tcMar>
+          </w:tcPr>
+          <w:p>
+            <w:pPr>
+              <w:spacing w:after="0"/>
+              <w:jc w:val="left"/>
+            </w:pPr>
+            <w:r>
+              <w:rPr>
+                <w:rFonts w:ascii="Malgun Gothic" w:cs="Malgun Gothic" w:eastAsia="Malgun Gothic" w:hAnsi="Malgun Gothic"/>
+                <w:sz w:val="16"/>
+                <w:szCs w:val="16"/>
+              </w:rPr>
+              <w:t xml:space="preserve">개시 예정</w:t>
+            </w:r>
+          </w:p>
+        </w:tc>
+        <w:tc>
+          <w:tcPr>
+            <w:tcW w:type="dxa" w:w="6926"/>
+            <w:shd w:fill="F2F4F8" w:color="auto" w:val="clear"/>
+            <w:tcMar>
+              <w:top w:type="dxa" w:w="50"/>
+              <w:left w:type="dxa" w:w="80"/>
+              <w:bottom w:type="dxa" w:w="50"/>
+              <w:right w:type="dxa" w:w="80"/>
+            </w:tcMar>
+          </w:tcPr>
+          <w:p>
+            <w:pPr>
+              <w:spacing w:after="0"/>
+              <w:jc w:val="right"/>
+            </w:pPr>
+            <w:r>
+              <w:rPr>
+                <w:rFonts w:ascii="Malgun Gothic" w:cs="Malgun Gothic" w:eastAsia="Malgun Gothic" w:hAnsi="Malgun Gothic"/>
+                <w:sz w:val="16"/>
+                <w:szCs w:val="16"/>
+              </w:rPr>
+              <w:t xml:space="preserve">2027 H1</w:t>
+            </w:r>
+          </w:p>
+        </w:tc>
+      </w:tr>
+      <w:tr>
+        <w:tc>
+          <w:tcPr>
+            <w:tcW w:type="dxa" w:w="2434"/>
+            <w:tcMar>
+              <w:top w:type="dxa" w:w="50"/>
+              <w:left w:type="dxa" w:w="80"/>
+              <w:bottom w:type="dxa" w:w="50"/>
+              <w:right w:type="dxa" w:w="80"/>
+            </w:tcMar>
+          </w:tcPr>
+          <w:p>
+            <w:pPr>
+              <w:spacing w:after="0"/>
+              <w:jc w:val="left"/>
+            </w:pPr>
+            <w:r>
+              <w:rPr>
+                <w:rFonts w:ascii="Malgun Gothic" w:cs="Malgun Gothic" w:eastAsia="Malgun Gothic" w:hAnsi="Malgun Gothic"/>
+                <w:sz w:val="16"/>
+                <w:szCs w:val="16"/>
+              </w:rPr>
+              <w:t xml:space="preserve">기간</w:t>
+            </w:r>
+          </w:p>
+        </w:tc>
+        <w:tc>
+          <w:tcPr>
+            <w:tcW w:type="dxa" w:w="6926"/>
+            <w:tcMar>
+              <w:top w:type="dxa" w:w="50"/>
+              <w:left w:type="dxa" w:w="80"/>
+              <w:bottom w:type="dxa" w:w="50"/>
+              <w:right w:type="dxa" w:w="80"/>
+            </w:tcMar>
+          </w:tcPr>
+          <w:p>
+            <w:pPr>
+              <w:spacing w:after="0"/>
+              <w:jc w:val="right"/>
+            </w:pPr>
+            <w:r>
+              <w:rPr>
+                <w:rFonts w:ascii="Malgun Gothic" w:cs="Malgun Gothic" w:eastAsia="Malgun Gothic" w:hAnsi="Malgun Gothic"/>
+                <w:sz w:val="16"/>
+                <w:szCs w:val="16"/>
+              </w:rPr>
+              <w:t xml:space="preserve">5 ~ 5.25년</w:t>
+            </w:r>
+          </w:p>
+        </w:tc>
+      </w:tr>
+      <w:tr>
+        <w:tc>
+          <w:tcPr>
+            <w:tcW w:type="dxa" w:w="2434"/>
+            <w:shd w:fill="F2F4F8" w:color="auto" w:val="clear"/>
+            <w:tcMar>
+              <w:top w:type="dxa" w:w="50"/>
+              <w:left w:type="dxa" w:w="80"/>
+              <w:bottom w:type="dxa" w:w="50"/>
+              <w:right w:type="dxa" w:w="80"/>
+            </w:tcMar>
+          </w:tcPr>
+          <w:p>
+            <w:pPr>
+              <w:spacing w:after="0"/>
+              <w:jc w:val="left"/>
+            </w:pPr>
+            <w:r>
+              <w:rPr>
+                <w:rFonts w:ascii="Malgun Gothic" w:cs="Malgun Gothic" w:eastAsia="Malgun Gothic" w:hAnsi="Malgun Gothic"/>
+                <w:sz w:val="16"/>
+                <w:szCs w:val="16"/>
+              </w:rPr>
+              <w:t xml:space="preserve">상태</w:t>
+            </w:r>
+          </w:p>
+        </w:tc>
+        <w:tc>
+          <w:tcPr>
+            <w:tcW w:type="dxa" w:w="6926"/>
+            <w:shd w:fill="F2F4F8" w:color="auto" w:val="clear"/>
+            <w:tcMar>
+              <w:top w:type="dxa" w:w="50"/>
+              <w:left w:type="dxa" w:w="80"/>
+              <w:bottom w:type="dxa" w:w="50"/>
+              <w:right w:type="dxa" w:w="80"/>
+            </w:tcMar>
+          </w:tcPr>
+          <w:p>
+            <w:pPr>
+              <w:spacing w:after="0"/>
+              <w:jc w:val="right"/>
+            </w:pPr>
+            <w:r>
+              <w:rPr>
+                <w:rFonts w:ascii="Malgun Gothic" w:cs="Malgun Gothic" w:eastAsia="Malgun Gothic" w:hAnsi="Malgun Gothic"/>
+                <w:sz w:val="16"/>
+                <w:szCs w:val="16"/>
+              </w:rPr>
+              <w:t xml:space="preserve">구속력 있는 약정 (commitment letter) · 연내 종결 예정</w:t>
+            </w:r>
+          </w:p>
+        </w:tc>
+      </w:tr>
+      <w:tr>
+        <w:tc>
+          <w:tcPr>
+            <w:tcW w:type="dxa" w:w="2434"/>
+            <w:tcMar>
+              <w:top w:type="dxa" w:w="50"/>
+              <w:left w:type="dxa" w:w="80"/>
+              <w:bottom w:type="dxa" w:w="50"/>
+              <w:right w:type="dxa" w:w="80"/>
+            </w:tcMar>
+          </w:tcPr>
+          <w:p>
+            <w:pPr>
+              <w:spacing w:after="0"/>
+              <w:jc w:val="left"/>
+            </w:pPr>
+            <w:r>
+              <w:rPr>
+                <w:rFonts w:ascii="Malgun Gothic" w:cs="Malgun Gothic" w:eastAsia="Malgun Gothic" w:hAnsi="Malgun Gothic"/>
+                <w:sz w:val="16"/>
+                <w:szCs w:val="16"/>
+              </w:rPr>
+              <w:t xml:space="preserve">출처</w:t>
+            </w:r>
+          </w:p>
+        </w:tc>
+        <w:tc>
+          <w:tcPr>
+            <w:tcW w:type="dxa" w:w="6926"/>
+            <w:tcMar>
+              <w:top w:type="dxa" w:w="50"/>
+              <w:left w:type="dxa" w:w="80"/>
+              <w:bottom w:type="dxa" w:w="50"/>
+              <w:right w:type="dxa" w:w="80"/>
+            </w:tcMar>
+          </w:tcPr>
+          <w:p>
+            <w:pPr>
+              <w:spacing w:after="0"/>
+              <w:jc w:val="right"/>
+            </w:pPr>
+            <w:r>
+              <w:rPr>
+                <w:rFonts w:ascii="Malgun Gothic" w:cs="Malgun Gothic" w:eastAsia="Malgun Gothic" w:hAnsi="Malgun Gothic"/>
+                <w:sz w:val="16"/>
+                <w:szCs w:val="16"/>
+              </w:rPr>
+              <w:t xml:space="preserve">8-K 2026-10-26 (0001104659-26-118614)</w:t>
+            </w:r>
+          </w:p>
+        </w:tc>
+      </w:tr>
+    </w:tbl>
+    <w:p>
+      <w:pPr>
+        <w:spacing w:after="200"/>
+      </w:pPr>
+    </w:p>
+    <w:p>
+      <w:pPr>
+        <w:pBdr>
+          <w:left w:val="single" w:color="1F3864" w:sz="18" w:space="12"/>
+        </w:pBdr>
+        <w:spacing w:after="40" w:before="160" w:line="280"/>
+        <w:ind w:left="360" w:right="200"/>
+      </w:pPr>
+      <w:r>
+        <w:rPr>
+          <w:rFonts w:ascii="Malgun Gothic" w:cs="Malgun Gothic" w:eastAsia="Malgun Gothic" w:hAnsi="Malgun Gothic"/>
+          <w:i/>
+          <w:iCs/>
+          <w:color w:val="1A1A1A"/>
+          <w:sz w:val="18"/>
+          <w:szCs w:val="18"/>
+        </w:rPr>
+        <w:t xml:space="preserve">"The Company expects aggregate principal payments under the lease schedules over their respective terms to total approximately $40 billion."</w:t>
+      </w:r>
+    </w:p>
+    <w:p>
+      <w:pPr>
+        <w:spacing w:after="200"/>
+        <w:ind w:left="360"/>
+        <w:jc w:val="right"/>
+      </w:pPr>
+      <w:r>
+        <w:rPr>
+          <w:rFonts w:ascii="Malgun Gothic" w:cs="Malgun Gothic" w:eastAsia="Malgun Gothic" w:hAnsi="Malgun Gothic"/>
+          <w:color w:val="595959"/>
+          <w:sz w:val="16"/>
+          <w:szCs w:val="16"/>
+        </w:rPr>
+        <w:t xml:space="preserve">— 8-K, 2026-10-26</w:t>
+      </w:r>
+    </w:p>
+    <w:p>
+      <w:pPr>
+        <w:spacing w:after="140" w:line="288"/>
+      </w:pPr>
+      <w:r>
+        <w:rPr>
+          <w:rFonts w:ascii="Malgun Gothic" w:cs="Malgun Gothic" w:eastAsia="Malgun Gothic" w:hAnsi="Malgun Gothic"/>
+          <w:sz w:val="19"/>
+          <w:szCs w:val="19"/>
+        </w:rPr>
+        <w:t xml:space="preserve">리스가 개시되면 자산과 부채로 동시에 올라오므로 투하자본이 그만큼 커집니다. GPU가 가동되기까지 분자는 따라오지 않으므로, 현재 건설중자산 22%가 만드는 효과가 한 번 더 반복되는 구조입니다.</w:t>
+      </w:r>
+    </w:p>
+    <w:p>
+      <w:pPr>
         <w:pStyle w:val="Heading2"/>
         <w:spacing w:after="120" w:before="300"/>
       </w:pPr>
@@ -7342,7 +9913,7 @@
                 <w:sz w:val="16"/>
                 <w:szCs w:val="16"/>
               </w:rPr>
-              <w:t xml:space="preserve">$145.23 (2026-10-28)</w:t>
+              <w:t xml:space="preserve">$141.71 (2026-10-29)</w:t>
             </w:r>
           </w:p>
         </w:tc>
@@ -7367,7 +9938,7 @@
                 <w:sz w:val="16"/>
                 <w:szCs w:val="16"/>
               </w:rPr>
-              <w:t xml:space="preserve">$404.22 (2026-10-28)</w:t>
+              <w:t xml:space="preserve">$401.47 (2026-10-29)</w:t>
             </w:r>
           </w:p>
         </w:tc>
@@ -7499,7 +10070,7 @@
                 <w:sz w:val="16"/>
                 <w:szCs w:val="16"/>
               </w:rPr>
-              <w:t xml:space="preserve">1,972십억 달러</w:t>
+              <w:t xml:space="preserve">1,924십억 달러</w:t>
             </w:r>
           </w:p>
         </w:tc>
@@ -7524,7 +10095,7 @@
                 <w:sz w:val="16"/>
                 <w:szCs w:val="16"/>
               </w:rPr>
-              <w:t xml:space="preserve">1,598십억 달러</w:t>
+              <w:t xml:space="preserve">1,587십억 달러</w:t>
             </w:r>
           </w:p>
         </w:tc>
@@ -7656,7 +10227,7 @@
                 <w:sz w:val="16"/>
                 <w:szCs w:val="16"/>
               </w:rPr>
-              <w:t xml:space="preserve">2,656배</w:t>
+              <w:t xml:space="preserve">2,591배</w:t>
             </w:r>
           </w:p>
         </w:tc>
@@ -7681,7 +10252,7 @@
                 <w:sz w:val="16"/>
                 <w:szCs w:val="16"/>
               </w:rPr>
-              <w:t xml:space="preserve">502배</w:t>
+              <w:t xml:space="preserve">499배</w:t>
             </w:r>
           </w:p>
         </w:tc>
@@ -7725,7 +10296,7 @@
           <w:sz w:val="19"/>
           <w:szCs w:val="19"/>
         </w:rPr>
-        <w:t xml:space="preserve">대신 거꾸로 묻는 게 정직합니다. 테슬라의 현재 시가총액 1,598십억 달러가 10% 수익률을 내려면 NOPAT이 160십억 달러여야 합니다. FY2025 실적의 50배입니다. 스페이스X는 197십억 달러가 필요한데 연율 NOPAT이 0.7십억 달러입니다.</w:t>
+        <w:t xml:space="preserve">대신 거꾸로 묻는 게 정직합니다. 테슬라의 현재 시가총액 1,587십억 달러가 10% 수익률을 내려면 NOPAT이 159십억 달러여야 합니다. FY2025 실적의 50배입니다. 스페이스X는 192십억 달러가 필요한데 연율 NOPAT이 0.7십억 달러입니다.</w:t>
       </w:r>
     </w:p>
     <w:p>
@@ -8304,7 +10875,7 @@
                 <w:sz w:val="16"/>
                 <w:szCs w:val="16"/>
               </w:rPr>
-              <w:t xml:space="preserve">✗ 시총/NOPAT 2,656배</w:t>
+              <w:t xml:space="preserve">✗ 시총/NOPAT 2,591배</w:t>
             </w:r>
           </w:p>
         </w:tc>
@@ -8330,7 +10901,7 @@
                 <w:sz w:val="16"/>
                 <w:szCs w:val="16"/>
               </w:rPr>
-              <w:t xml:space="preserve">✗ 시총/NOPAT 502배</w:t>
+              <w:t xml:space="preserve">✗ 시총/NOPAT 499배</w:t>
             </w:r>
           </w:p>
         </w:tc>
@@ -8426,7 +10997,7 @@
           <w:sz w:val="19"/>
           <w:szCs w:val="19"/>
         </w:rPr>
-        <w:t xml:space="preserve">9개월을 연율화했습니다.</w:t>
+        <w:t xml:space="preserve">기간을 어떻게 잡느냐가 판정을 바꿉니다.</w:t>
       </w:r>
       <w:r>
         <w:rPr>
@@ -8434,7 +11005,7 @@
           <w:sz w:val="19"/>
           <w:szCs w:val="19"/>
         </w:rPr>
-        <w:t xml:space="preserve"> 자본이 분기마다 수십억 달러씩 늘고 있어 4분기가 앞 9개월과 같은 속도일 이유가 없습니다. ROIC 수준은 ±1%p 이상 달라질 수 있지만, 10% 문턱 판정은 바뀌지 않습니다 (가장 관대한 관점에서도 7.8%p 부족).</w:t>
+        <w:t xml:space="preserve"> 9개월 연율 기준으로는 세 관점 모두 문턱에 미달하고(0.9%/1.5%/2.2%), 3분기 속도 기준으로는 둘이 넘습니다(9.2%/14.2%/20.0%). 둘 다 추정이고 방향만 반대입니다. 1~2분기 영업적자 2,086백만 달러가 일시적인지 3분기 흑자 2,791백만 달러가 지속적인지는 다음 분기들이 답할 문제입니다.</w:t>
       </w:r>
     </w:p>
     <w:p>
